--- a/Proliferación_de_cianobacteria_Atitlan-Amatitlan.docx
+++ b/Proliferación_de_cianobacteria_Atitlan-Amatitlan.docx
@@ -128,6 +128,151 @@
           <w:shd w:val="clear" w:color="auto" w:fill="606060"/>
         </w:rPr>
         <w:t> </w:t>
+      </w:r>
+    </w:p>
+    <w:p/>
+    <w:p>
+      <w:pPr>
+        <w:pStyle w:val="Ttulo2"/>
+      </w:pPr>
+      <w:r>
+        <w:t>Introducción</w:t>
+      </w:r>
+    </w:p>
+    <w:p/>
+    <w:p>
+      <w:pPr>
+        <w:pStyle w:val="Ttulo2"/>
+      </w:pPr>
+      <w:r>
+        <w:t>Descripción de los datos</w:t>
+      </w:r>
+    </w:p>
+    <w:p>
+      <w:pPr>
+        <w:jc w:val="both"/>
+      </w:pPr>
+      <w:r>
+        <w:t xml:space="preserve">Se han usado datos provenientes del satélite Sentinel-2A, 2B y 2C, de los lagos de Atitlán y Amatitlán en Guatemala. Se han tomado 11 de cada lago (22 en total) muestras con la siguiente información: </w:t>
+      </w:r>
+    </w:p>
+    <w:p>
+      <w:pPr>
+        <w:numPr>
+          <w:ilvl w:val="0"/>
+          <w:numId w:val="1"/>
+        </w:numPr>
+      </w:pPr>
+      <w:r>
+        <w:t>E</w:t>
+      </w:r>
+      <w:r>
+        <w:t>stimación de clorofila-a asociada a cianobacteria (</w:t>
+      </w:r>
+      <w:proofErr w:type="spellStart"/>
+      <w:r>
+        <w:t>cyanobacteria_chla</w:t>
+      </w:r>
+      <w:proofErr w:type="spellEnd"/>
+      <w:r>
+        <w:t>, µg/L);</w:t>
+      </w:r>
+    </w:p>
+    <w:p>
+      <w:pPr>
+        <w:numPr>
+          <w:ilvl w:val="0"/>
+          <w:numId w:val="1"/>
+        </w:numPr>
+      </w:pPr>
+      <w:r>
+        <w:t>NDVI, usando B04 y B08;</w:t>
+      </w:r>
+    </w:p>
+    <w:p>
+      <w:pPr>
+        <w:numPr>
+          <w:ilvl w:val="0"/>
+          <w:numId w:val="1"/>
+        </w:numPr>
+      </w:pPr>
+      <w:r>
+        <w:t>NDWI, usando B03 y B08;</w:t>
+      </w:r>
+    </w:p>
+    <w:p>
+      <w:pPr>
+        <w:numPr>
+          <w:ilvl w:val="0"/>
+          <w:numId w:val="1"/>
+        </w:numPr>
+      </w:pPr>
+      <w:r>
+        <w:t>máscara de píxeles válidos de agua sin nube.</w:t>
+      </w:r>
+    </w:p>
+    <w:p>
+      <w:r>
+        <w:t>En ambos lagos se tienen fechas distintas:</w:t>
+      </w:r>
+    </w:p>
+    <w:p>
+      <w:pPr>
+        <w:pStyle w:val="Prrafodelista"/>
+        <w:numPr>
+          <w:ilvl w:val="0"/>
+          <w:numId w:val="2"/>
+        </w:numPr>
+      </w:pPr>
+      <w:r>
+        <w:t xml:space="preserve">Lago de Amatitlán: </w:t>
+      </w:r>
+      <w:r>
+        <w:t>2025-01-28, 2025-04-15, 2025-04-28, 2025-11-24, 2026-01-08, 2026-02-02, 2026-02-07,</w:t>
+      </w:r>
+      <w:r>
+        <w:t xml:space="preserve"> </w:t>
+      </w:r>
+      <w:r>
+        <w:t>2026-03-29, 2026-04-13, 2026-04-28, 2026-06-19</w:t>
+      </w:r>
+      <w:r>
+        <w:t>.</w:t>
+      </w:r>
+    </w:p>
+    <w:p>
+      <w:pPr>
+        <w:pStyle w:val="Prrafodelista"/>
+        <w:numPr>
+          <w:ilvl w:val="0"/>
+          <w:numId w:val="2"/>
+        </w:numPr>
+      </w:pPr>
+      <w:r>
+        <w:t xml:space="preserve">Lago de Atitlán: </w:t>
+      </w:r>
+      <w:r>
+        <w:t>2025-01-18, 2025-04-13, 2025-05-13, 2025-07-17, 2025-11-21, 2025-12-29, 2026-02-12,</w:t>
+      </w:r>
+      <w:r>
+        <w:t xml:space="preserve"> </w:t>
+      </w:r>
+      <w:r>
+        <w:t>2026-03-24, 2026-04-13, 2026-04-28, 2026-07-22</w:t>
+      </w:r>
+      <w:r>
+        <w:t>.</w:t>
+      </w:r>
+    </w:p>
+    <w:p>
+      <w:pPr>
+        <w:jc w:val="both"/>
+      </w:pPr>
+      <w:r>
+        <w:t xml:space="preserve">Es importante destacar la limitación de los datos relacionadas a la clorofila-a (parámetro utilizado para la detección de cianobacteria en cuerpos de agua diversos): </w:t>
+      </w:r>
+      <w:r>
+        <w:t>el producto estima clorofila-a a partir de reflectancia y funciona como indicador remoto de posibles floraciones; no confirma por sí solo especie, toxicidad ni concentración medida en campo. Nubes, sombras, sedimentos y vegetación flotante pueden afectar la estimación.</w:t>
       </w:r>
     </w:p>
     <w:p/>
@@ -140,6 +285,279 @@
     </w:sectPr>
   </w:body>
 </w:document>
+</file>
+
+<file path=word/numbering.xml><?xml version="1.0" encoding="utf-8"?>
+<w:numbering xmlns:wpc="http://schemas.microsoft.com/office/word/2010/wordprocessingCanvas" xmlns:cx="http://schemas.microsoft.com/office/drawing/2014/chartex" xmlns:cx1="http://schemas.microsoft.com/office/drawing/2015/9/8/chartex" xmlns:cx2="http://schemas.microsoft.com/office/drawing/2015/10/21/chartex" xmlns:cx3="http://schemas.microsoft.com/office/drawing/2016/5/9/chartex" xmlns:cx4="http://schemas.microsoft.com/office/drawing/2016/5/10/chartex" xmlns:cx5="http://schemas.microsoft.com/office/drawing/2016/5/11/chartex" xmlns:cx6="http://schemas.microsoft.com/office/drawing/2016/5/12/chartex" xmlns:cx7="http://schemas.microsoft.com/office/drawing/2016/5/13/chartex" xmlns:cx8="http://schemas.microsoft.com/office/drawing/2016/5/14/chartex" xmlns:mc="http://schemas.openxmlformats.org/markup-compatibility/2006" xmlns:aink="http://schemas.microsoft.com/office/drawing/2016/ink" xmlns:am3d="http://schemas.microsoft.com/office/drawing/2017/model3d" xmlns:o="urn:schemas-microsoft-com:office:office" xmlns:oel="http://schemas.microsoft.com/office/2019/extlst" xmlns:r="http://schemas.openxmlformats.org/officeDocument/2006/relationships" xmlns:m="http://schemas.openxmlformats.org/officeDocument/2006/math" xmlns:v="urn:schemas-microsoft-com:vml" xmlns:wp14="http://schemas.microsoft.com/office/word/2010/wordprocessingDrawing" xmlns:wp="http://schemas.openxmlformats.org/drawingml/2006/wordprocessingDrawing" xmlns:w10="urn:schemas-microsoft-com:office:word" xmlns:w="http://schemas.openxmlformats.org/wordprocessingml/2006/main" xmlns:w14="http://schemas.microsoft.com/office/word/2010/wordml" xmlns:w15="http://schemas.microsoft.com/office/word/2012/wordml" xmlns:w16cei="http://schemas.microsoft.com/office/word/2026/wordml/cei" xmlns:w16cex="http://schemas.microsoft.com/office/word/2018/wordml/cex" xmlns:w16cid="http://schemas.microsoft.com/office/word/2016/wordml/cid" xmlns:w16="http://schemas.microsoft.com/office/word/2018/wordml" xmlns:w16du="http://schemas.microsoft.com/office/word/2023/wordml/word16du" xmlns:w16sdtdh="http://schemas.microsoft.com/office/word/2020/wordml/sdtdatahash" xmlns:w16sdtfl="http://schemas.microsoft.com/office/word/2024/wordml/sdtformatlock" xmlns:w16se="http://schemas.microsoft.com/office/word/2015/wordml/symex" xmlns:wpg="http://schemas.microsoft.com/office/word/2010/wordprocessingGroup" xmlns:wpi="http://schemas.microsoft.com/office/word/2010/wordprocessingInk" xmlns:wne="http://schemas.microsoft.com/office/word/2006/wordml" xmlns:wps="http://schemas.microsoft.com/office/word/2010/wordprocessingShape" mc:Ignorable="w14 w15 w16se w16cid w16 w16cex w16sdtdh w16sdtfl w16du wp14">
+  <w:abstractNum w:abstractNumId="0" w15:restartNumberingAfterBreak="0">
+    <w:nsid w:val="4CC45028"/>
+    <w:multiLevelType w:val="hybridMultilevel"/>
+    <w:tmpl w:val="BBA4156E"/>
+    <w:lvl w:ilvl="0" w:tplc="100A0001">
+      <w:start w:val="1"/>
+      <w:numFmt w:val="bullet"/>
+      <w:lvlText w:val=""/>
+      <w:lvlJc w:val="left"/>
+      <w:pPr>
+        <w:ind w:left="720" w:hanging="360"/>
+      </w:pPr>
+      <w:rPr>
+        <w:rFonts w:ascii="Symbol" w:hAnsi="Symbol" w:hint="default"/>
+      </w:rPr>
+    </w:lvl>
+    <w:lvl w:ilvl="1" w:tplc="100A0003" w:tentative="1">
+      <w:start w:val="1"/>
+      <w:numFmt w:val="bullet"/>
+      <w:lvlText w:val="o"/>
+      <w:lvlJc w:val="left"/>
+      <w:pPr>
+        <w:ind w:left="1440" w:hanging="360"/>
+      </w:pPr>
+      <w:rPr>
+        <w:rFonts w:ascii="Courier New" w:hAnsi="Courier New" w:cs="Courier New" w:hint="default"/>
+      </w:rPr>
+    </w:lvl>
+    <w:lvl w:ilvl="2" w:tplc="100A0005" w:tentative="1">
+      <w:start w:val="1"/>
+      <w:numFmt w:val="bullet"/>
+      <w:lvlText w:val=""/>
+      <w:lvlJc w:val="left"/>
+      <w:pPr>
+        <w:ind w:left="2160" w:hanging="360"/>
+      </w:pPr>
+      <w:rPr>
+        <w:rFonts w:ascii="Wingdings" w:hAnsi="Wingdings" w:hint="default"/>
+      </w:rPr>
+    </w:lvl>
+    <w:lvl w:ilvl="3" w:tplc="100A0001" w:tentative="1">
+      <w:start w:val="1"/>
+      <w:numFmt w:val="bullet"/>
+      <w:lvlText w:val=""/>
+      <w:lvlJc w:val="left"/>
+      <w:pPr>
+        <w:ind w:left="2880" w:hanging="360"/>
+      </w:pPr>
+      <w:rPr>
+        <w:rFonts w:ascii="Symbol" w:hAnsi="Symbol" w:hint="default"/>
+      </w:rPr>
+    </w:lvl>
+    <w:lvl w:ilvl="4" w:tplc="100A0003" w:tentative="1">
+      <w:start w:val="1"/>
+      <w:numFmt w:val="bullet"/>
+      <w:lvlText w:val="o"/>
+      <w:lvlJc w:val="left"/>
+      <w:pPr>
+        <w:ind w:left="3600" w:hanging="360"/>
+      </w:pPr>
+      <w:rPr>
+        <w:rFonts w:ascii="Courier New" w:hAnsi="Courier New" w:cs="Courier New" w:hint="default"/>
+      </w:rPr>
+    </w:lvl>
+    <w:lvl w:ilvl="5" w:tplc="100A0005" w:tentative="1">
+      <w:start w:val="1"/>
+      <w:numFmt w:val="bullet"/>
+      <w:lvlText w:val=""/>
+      <w:lvlJc w:val="left"/>
+      <w:pPr>
+        <w:ind w:left="4320" w:hanging="360"/>
+      </w:pPr>
+      <w:rPr>
+        <w:rFonts w:ascii="Wingdings" w:hAnsi="Wingdings" w:hint="default"/>
+      </w:rPr>
+    </w:lvl>
+    <w:lvl w:ilvl="6" w:tplc="100A0001" w:tentative="1">
+      <w:start w:val="1"/>
+      <w:numFmt w:val="bullet"/>
+      <w:lvlText w:val=""/>
+      <w:lvlJc w:val="left"/>
+      <w:pPr>
+        <w:ind w:left="5040" w:hanging="360"/>
+      </w:pPr>
+      <w:rPr>
+        <w:rFonts w:ascii="Symbol" w:hAnsi="Symbol" w:hint="default"/>
+      </w:rPr>
+    </w:lvl>
+    <w:lvl w:ilvl="7" w:tplc="100A0003" w:tentative="1">
+      <w:start w:val="1"/>
+      <w:numFmt w:val="bullet"/>
+      <w:lvlText w:val="o"/>
+      <w:lvlJc w:val="left"/>
+      <w:pPr>
+        <w:ind w:left="5760" w:hanging="360"/>
+      </w:pPr>
+      <w:rPr>
+        <w:rFonts w:ascii="Courier New" w:hAnsi="Courier New" w:cs="Courier New" w:hint="default"/>
+      </w:rPr>
+    </w:lvl>
+    <w:lvl w:ilvl="8" w:tplc="100A0005" w:tentative="1">
+      <w:start w:val="1"/>
+      <w:numFmt w:val="bullet"/>
+      <w:lvlText w:val=""/>
+      <w:lvlJc w:val="left"/>
+      <w:pPr>
+        <w:ind w:left="6480" w:hanging="360"/>
+      </w:pPr>
+      <w:rPr>
+        <w:rFonts w:ascii="Wingdings" w:hAnsi="Wingdings" w:hint="default"/>
+      </w:rPr>
+    </w:lvl>
+  </w:abstractNum>
+  <w:abstractNum w:abstractNumId="1" w15:restartNumberingAfterBreak="0">
+    <w:nsid w:val="4D5A3C17"/>
+    <w:multiLevelType w:val="multilevel"/>
+    <w:tmpl w:val="F70E64FC"/>
+    <w:lvl w:ilvl="0">
+      <w:start w:val="1"/>
+      <w:numFmt w:val="bullet"/>
+      <w:lvlText w:val=""/>
+      <w:lvlJc w:val="left"/>
+      <w:pPr>
+        <w:tabs>
+          <w:tab w:val="num" w:pos="720"/>
+        </w:tabs>
+        <w:ind w:left="720" w:hanging="360"/>
+      </w:pPr>
+      <w:rPr>
+        <w:rFonts w:ascii="Symbol" w:hAnsi="Symbol" w:hint="default"/>
+        <w:sz w:val="20"/>
+      </w:rPr>
+    </w:lvl>
+    <w:lvl w:ilvl="1" w:tentative="1">
+      <w:start w:val="1"/>
+      <w:numFmt w:val="bullet"/>
+      <w:lvlText w:val=""/>
+      <w:lvlJc w:val="left"/>
+      <w:pPr>
+        <w:tabs>
+          <w:tab w:val="num" w:pos="1440"/>
+        </w:tabs>
+        <w:ind w:left="1440" w:hanging="360"/>
+      </w:pPr>
+      <w:rPr>
+        <w:rFonts w:ascii="Symbol" w:hAnsi="Symbol" w:hint="default"/>
+        <w:sz w:val="20"/>
+      </w:rPr>
+    </w:lvl>
+    <w:lvl w:ilvl="2" w:tentative="1">
+      <w:start w:val="1"/>
+      <w:numFmt w:val="bullet"/>
+      <w:lvlText w:val=""/>
+      <w:lvlJc w:val="left"/>
+      <w:pPr>
+        <w:tabs>
+          <w:tab w:val="num" w:pos="2160"/>
+        </w:tabs>
+        <w:ind w:left="2160" w:hanging="360"/>
+      </w:pPr>
+      <w:rPr>
+        <w:rFonts w:ascii="Symbol" w:hAnsi="Symbol" w:hint="default"/>
+        <w:sz w:val="20"/>
+      </w:rPr>
+    </w:lvl>
+    <w:lvl w:ilvl="3" w:tentative="1">
+      <w:start w:val="1"/>
+      <w:numFmt w:val="bullet"/>
+      <w:lvlText w:val=""/>
+      <w:lvlJc w:val="left"/>
+      <w:pPr>
+        <w:tabs>
+          <w:tab w:val="num" w:pos="2880"/>
+        </w:tabs>
+        <w:ind w:left="2880" w:hanging="360"/>
+      </w:pPr>
+      <w:rPr>
+        <w:rFonts w:ascii="Symbol" w:hAnsi="Symbol" w:hint="default"/>
+        <w:sz w:val="20"/>
+      </w:rPr>
+    </w:lvl>
+    <w:lvl w:ilvl="4" w:tentative="1">
+      <w:start w:val="1"/>
+      <w:numFmt w:val="bullet"/>
+      <w:lvlText w:val=""/>
+      <w:lvlJc w:val="left"/>
+      <w:pPr>
+        <w:tabs>
+          <w:tab w:val="num" w:pos="3600"/>
+        </w:tabs>
+        <w:ind w:left="3600" w:hanging="360"/>
+      </w:pPr>
+      <w:rPr>
+        <w:rFonts w:ascii="Symbol" w:hAnsi="Symbol" w:hint="default"/>
+        <w:sz w:val="20"/>
+      </w:rPr>
+    </w:lvl>
+    <w:lvl w:ilvl="5" w:tentative="1">
+      <w:start w:val="1"/>
+      <w:numFmt w:val="bullet"/>
+      <w:lvlText w:val=""/>
+      <w:lvlJc w:val="left"/>
+      <w:pPr>
+        <w:tabs>
+          <w:tab w:val="num" w:pos="4320"/>
+        </w:tabs>
+        <w:ind w:left="4320" w:hanging="360"/>
+      </w:pPr>
+      <w:rPr>
+        <w:rFonts w:ascii="Symbol" w:hAnsi="Symbol" w:hint="default"/>
+        <w:sz w:val="20"/>
+      </w:rPr>
+    </w:lvl>
+    <w:lvl w:ilvl="6" w:tentative="1">
+      <w:start w:val="1"/>
+      <w:numFmt w:val="bullet"/>
+      <w:lvlText w:val=""/>
+      <w:lvlJc w:val="left"/>
+      <w:pPr>
+        <w:tabs>
+          <w:tab w:val="num" w:pos="5040"/>
+        </w:tabs>
+        <w:ind w:left="5040" w:hanging="360"/>
+      </w:pPr>
+      <w:rPr>
+        <w:rFonts w:ascii="Symbol" w:hAnsi="Symbol" w:hint="default"/>
+        <w:sz w:val="20"/>
+      </w:rPr>
+    </w:lvl>
+    <w:lvl w:ilvl="7" w:tentative="1">
+      <w:start w:val="1"/>
+      <w:numFmt w:val="bullet"/>
+      <w:lvlText w:val=""/>
+      <w:lvlJc w:val="left"/>
+      <w:pPr>
+        <w:tabs>
+          <w:tab w:val="num" w:pos="5760"/>
+        </w:tabs>
+        <w:ind w:left="5760" w:hanging="360"/>
+      </w:pPr>
+      <w:rPr>
+        <w:rFonts w:ascii="Symbol" w:hAnsi="Symbol" w:hint="default"/>
+        <w:sz w:val="20"/>
+      </w:rPr>
+    </w:lvl>
+    <w:lvl w:ilvl="8" w:tentative="1">
+      <w:start w:val="1"/>
+      <w:numFmt w:val="bullet"/>
+      <w:lvlText w:val=""/>
+      <w:lvlJc w:val="left"/>
+      <w:pPr>
+        <w:tabs>
+          <w:tab w:val="num" w:pos="6480"/>
+        </w:tabs>
+        <w:ind w:left="6480" w:hanging="360"/>
+      </w:pPr>
+      <w:rPr>
+        <w:rFonts w:ascii="Symbol" w:hAnsi="Symbol" w:hint="default"/>
+        <w:sz w:val="20"/>
+      </w:rPr>
+    </w:lvl>
+  </w:abstractNum>
+  <w:num w:numId="1" w16cid:durableId="1536965003">
+    <w:abstractNumId w:val="1"/>
+  </w:num>
+  <w:num w:numId="2" w16cid:durableId="1599752431">
+    <w:abstractNumId w:val="0"/>
+  </w:num>
+</w:numbering>
 </file>
 
 <file path=word/styles.xml><?xml version="1.0" encoding="utf-8"?>
@@ -570,7 +988,6 @@
     <w:next w:val="Normal"/>
     <w:link w:val="Ttulo2Car"/>
     <w:uiPriority w:val="9"/>
-    <w:semiHidden/>
     <w:unhideWhenUsed/>
     <w:qFormat/>
     <w:rsid w:val="002E0C73"/>
@@ -745,7 +1162,6 @@
   <w:style w:type="character" w:default="1" w:styleId="Fuentedeprrafopredeter">
     <w:name w:val="Default Paragraph Font"/>
     <w:uiPriority w:val="1"/>
-    <w:semiHidden/>
     <w:unhideWhenUsed/>
   </w:style>
   <w:style w:type="table" w:default="1" w:styleId="Tablanormal">
@@ -787,7 +1203,6 @@
     <w:basedOn w:val="Fuentedeprrafopredeter"/>
     <w:link w:val="Ttulo2"/>
     <w:uiPriority w:val="9"/>
-    <w:semiHidden/>
     <w:rsid w:val="002E0C73"/>
     <w:rPr>
       <w:rFonts w:asciiTheme="majorHAnsi" w:eastAsiaTheme="majorEastAsia" w:hAnsiTheme="majorHAnsi" w:cstheme="majorBidi"/>

--- a/Proliferación_de_cianobacteria_Atitlan-Amatitlan.docx
+++ b/Proliferación_de_cianobacteria_Atitlan-Amatitlan.docx
@@ -22,17 +22,7 @@
           <w:szCs w:val="56"/>
           <w:lang w:val="es-ES"/>
         </w:rPr>
-        <w:t>Proliferación de cianobacteria en los lagos de Atitlán y Amatitlán</w:t>
-      </w:r>
-      <w:r>
-        <w:rPr>
-          <w:rStyle w:val="normaltextrun"/>
-          <w:rFonts w:ascii="Aptos Display" w:hAnsi="Aptos Display" w:cs="Segoe UI"/>
-          <w:sz w:val="56"/>
-          <w:szCs w:val="56"/>
-          <w:lang w:val="es-ES"/>
-        </w:rPr>
-        <w:t>.</w:t>
+        <w:t>Proliferación de cianobacteria en los lagos de Atitlán y Amatitlán.</w:t>
       </w:r>
       <w:r>
         <w:rPr>
@@ -133,7 +123,7 @@
     <w:p/>
     <w:p>
       <w:pPr>
-        <w:pStyle w:val="Ttulo2"/>
+        <w:pStyle w:val="Heading2"/>
       </w:pPr>
       <w:r>
         <w:t>Introducción</w:t>
@@ -142,7 +132,7 @@
     <w:p/>
     <w:p>
       <w:pPr>
-        <w:pStyle w:val="Ttulo2"/>
+        <w:pStyle w:val="Heading2"/>
       </w:pPr>
       <w:r>
         <w:t>Descripción de los datos</w:t>
@@ -218,64 +208,2537 @@
     </w:p>
     <w:p>
       <w:pPr>
-        <w:pStyle w:val="Prrafodelista"/>
+        <w:pStyle w:val="ListParagraph"/>
         <w:numPr>
           <w:ilvl w:val="0"/>
           <w:numId w:val="2"/>
         </w:numPr>
       </w:pPr>
       <w:r>
-        <w:t xml:space="preserve">Lago de Amatitlán: </w:t>
-      </w:r>
-      <w:r>
-        <w:t>2025-01-28, 2025-04-15, 2025-04-28, 2025-11-24, 2026-01-08, 2026-02-02, 2026-02-07,</w:t>
-      </w:r>
-      <w:r>
-        <w:t xml:space="preserve"> </w:t>
-      </w:r>
-      <w:r>
-        <w:t>2026-03-29, 2026-04-13, 2026-04-28, 2026-06-19</w:t>
-      </w:r>
-      <w:r>
-        <w:t>.</w:t>
-      </w:r>
-    </w:p>
-    <w:p>
-      <w:pPr>
-        <w:pStyle w:val="Prrafodelista"/>
+        <w:t>Lago de Amatitlán: 2025-01-28, 2025-04-15, 2025-04-28, 2025-11-24, 2026-01-08, 2026-02-02, 2026-02-07, 2026-03-29, 2026-04-13, 2026-04-28, 2026-06-19.</w:t>
+      </w:r>
+    </w:p>
+    <w:p>
+      <w:pPr>
+        <w:pStyle w:val="ListParagraph"/>
         <w:numPr>
           <w:ilvl w:val="0"/>
           <w:numId w:val="2"/>
         </w:numPr>
       </w:pPr>
       <w:r>
-        <w:t xml:space="preserve">Lago de Atitlán: </w:t>
-      </w:r>
-      <w:r>
-        <w:t>2025-01-18, 2025-04-13, 2025-05-13, 2025-07-17, 2025-11-21, 2025-12-29, 2026-02-12,</w:t>
-      </w:r>
-      <w:r>
-        <w:t xml:space="preserve"> </w:t>
-      </w:r>
-      <w:r>
-        <w:t>2026-03-24, 2026-04-13, 2026-04-28, 2026-07-22</w:t>
-      </w:r>
-      <w:r>
+        <w:t>Lago de Atitlán: 2025-01-18, 2025-04-13, 2025-05-13, 2025-07-17, 2025-11-21, 2025-12-29, 2026-02-12, 2026-03-24, 2026-04-13, 2026-04-28, 2026-07-22.</w:t>
+      </w:r>
+    </w:p>
+    <w:p>
+      <w:pPr>
+        <w:jc w:val="both"/>
+      </w:pPr>
+      <w:r>
+        <w:t xml:space="preserve">Es importante destacar la limitación de los datos relacionadas a la clorofila-a (parámetro utilizado para la detección de cianobacteria en cuerpos de agua diversos): </w:t>
+      </w:r>
+      <w:r>
+        <w:t>el producto estima clorofila-a a partir de reflectancia y funciona como indicador remoto de posibles floraciones; no confirma por sí solo especie, toxicidad ni concentración medida en campo. Nubes, sombras, sedimentos y vegetación flotante pueden afectar la estimación.</w:t>
+      </w:r>
+    </w:p>
+    <w:p/>
+    <w:p>
+      <w:pPr>
+        <w:pStyle w:val="Heading2"/>
+        <w:rPr>
+          <w:lang w:val="en-US"/>
+        </w:rPr>
+      </w:pPr>
+      <w:proofErr w:type="spellStart"/>
+      <w:r>
+        <w:rPr>
+          <w:lang w:val="en-US"/>
+        </w:rPr>
+        <w:lastRenderedPageBreak/>
+        <w:t>Cálculo</w:t>
+      </w:r>
+      <w:proofErr w:type="spellEnd"/>
+      <w:r>
+        <w:rPr>
+          <w:lang w:val="en-US"/>
+        </w:rPr>
+        <w:t xml:space="preserve"> de </w:t>
+      </w:r>
+      <w:proofErr w:type="spellStart"/>
+      <w:r>
+        <w:rPr>
+          <w:lang w:val="en-US"/>
+        </w:rPr>
+        <w:t>los</w:t>
+      </w:r>
+      <w:proofErr w:type="spellEnd"/>
+      <w:r>
+        <w:rPr>
+          <w:lang w:val="en-US"/>
+        </w:rPr>
+        <w:t xml:space="preserve"> </w:t>
+      </w:r>
+      <w:proofErr w:type="spellStart"/>
+      <w:r>
+        <w:rPr>
+          <w:lang w:val="en-US"/>
+        </w:rPr>
+        <w:t>índices</w:t>
+      </w:r>
+      <w:proofErr w:type="spellEnd"/>
+      <w:r>
+        <w:rPr>
+          <w:lang w:val="en-US"/>
+        </w:rPr>
+        <w:t xml:space="preserve"> </w:t>
+      </w:r>
+      <w:proofErr w:type="spellStart"/>
+      <w:r>
+        <w:rPr>
+          <w:lang w:val="en-US"/>
+        </w:rPr>
+        <w:t>espectrales</w:t>
+      </w:r>
+      <w:proofErr w:type="spellEnd"/>
+    </w:p>
+    <w:p>
+      <w:r>
+        <w:t>Para cada fecha se calcularon la concentración estimada de clorofila-a, el NDVI y el NDWI. El indicador de clorofila-a se obtuvo a partir del NDCI, mientras que los píxeles correspondientes a tierra, nubes o datos inválidos fueron excluidos del análisis. En total se procesaron correctamente las 22 imágenes.</w:t>
+      </w:r>
+    </w:p>
+    <w:p>
+      <w:pPr>
+        <w:rPr>
+          <w:lang w:val="en-US"/>
+        </w:rPr>
+      </w:pPr>
+      <w:r>
+        <w:t>Los mapas muestran variaciones espaciales y temporales en la respuesta espectral de ambos lagos. Sin embargo, la clorofila-a debe entenderse como un indicador indirecto de posibles floraciones, debido a que las imágenes satelitales no permiten determinar por sí solas la especie, toxicidad o composición de las cianobacterias.</w:t>
+      </w:r>
+    </w:p>
+    <w:p>
+      <w:r>
+        <w:rPr>
+          <w:b/>
+          <w:bCs/>
+        </w:rPr>
+        <w:t xml:space="preserve">Gráfica </w:t>
+      </w:r>
+      <w:r>
+        <w:rPr>
+          <w:b/>
+          <w:bCs/>
+        </w:rPr>
+        <w:t>1</w:t>
+      </w:r>
+      <w:r>
+        <w:rPr>
+          <w:b/>
+          <w:bCs/>
+        </w:rPr>
+        <w:t>:</w:t>
+      </w:r>
+      <w:r>
+        <w:t xml:space="preserve"> </w:t>
+      </w:r>
+      <w:r>
+        <w:t xml:space="preserve">Cianobacteria, NDVI y NDWI del </w:t>
+      </w:r>
+      <w:r>
+        <w:t>Lago de Amatitlán</w:t>
+      </w:r>
+      <w:r>
+        <w:t xml:space="preserve"> el 28 de abril de 2026.</w:t>
+      </w:r>
+    </w:p>
+    <w:p>
+      <w:pPr>
+        <w:rPr>
+          <w:lang w:val="en-US"/>
+        </w:rPr>
+      </w:pPr>
+      <w:r>
+        <w:rPr>
+          <w:noProof/>
+        </w:rPr>
+        <w:drawing>
+          <wp:inline distT="0" distB="0" distL="0" distR="0" wp14:anchorId="12717651" wp14:editId="0AF0ABA0">
+            <wp:extent cx="5612130" cy="1610360"/>
+            <wp:effectExtent l="0" t="0" r="7620" b="8890"/>
+            <wp:docPr id="1613916956" name="Picture 1"/>
+            <wp:cNvGraphicFramePr>
+              <a:graphicFrameLocks xmlns:a="http://schemas.openxmlformats.org/drawingml/2006/main" noChangeAspect="1"/>
+            </wp:cNvGraphicFramePr>
+            <a:graphic xmlns:a="http://schemas.openxmlformats.org/drawingml/2006/main">
+              <a:graphicData uri="http://schemas.openxmlformats.org/drawingml/2006/picture">
+                <pic:pic xmlns:pic="http://schemas.openxmlformats.org/drawingml/2006/picture">
+                  <pic:nvPicPr>
+                    <pic:cNvPr id="1613916956" name=""/>
+                    <pic:cNvPicPr/>
+                  </pic:nvPicPr>
+                  <pic:blipFill>
+                    <a:blip r:embed="rId5"/>
+                    <a:stretch>
+                      <a:fillRect/>
+                    </a:stretch>
+                  </pic:blipFill>
+                  <pic:spPr>
+                    <a:xfrm>
+                      <a:off x="0" y="0"/>
+                      <a:ext cx="5612130" cy="1610360"/>
+                    </a:xfrm>
+                    <a:prstGeom prst="rect">
+                      <a:avLst/>
+                    </a:prstGeom>
+                  </pic:spPr>
+                </pic:pic>
+              </a:graphicData>
+            </a:graphic>
+          </wp:inline>
+        </w:drawing>
+      </w:r>
+      <w:r>
+        <w:rPr>
+          <w:noProof/>
+        </w:rPr>
+        <w:t xml:space="preserve"> </w:t>
+      </w:r>
+    </w:p>
+    <w:p>
+      <w:r>
+        <w:rPr>
+          <w:b/>
+          <w:bCs/>
+        </w:rPr>
+        <w:t xml:space="preserve">Gráfica </w:t>
+      </w:r>
+      <w:r>
+        <w:rPr>
+          <w:b/>
+          <w:bCs/>
+        </w:rPr>
+        <w:t>2</w:t>
+      </w:r>
+      <w:r>
+        <w:rPr>
+          <w:b/>
+          <w:bCs/>
+        </w:rPr>
+        <w:t>:</w:t>
+      </w:r>
+      <w:r>
+        <w:t xml:space="preserve"> </w:t>
+      </w:r>
+      <w:r>
+        <w:t>Cianobacteria, NDVI y NDWI del Lago de Atitlán el 28 de abril de 2026.</w:t>
+      </w:r>
+    </w:p>
+    <w:p>
+      <w:r>
+        <w:drawing>
+          <wp:inline distT="0" distB="0" distL="0" distR="0" wp14:anchorId="49469DE4" wp14:editId="023247A5">
+            <wp:extent cx="5612130" cy="1610360"/>
+            <wp:effectExtent l="0" t="0" r="7620" b="8890"/>
+            <wp:docPr id="864541029" name="Picture 1"/>
+            <wp:cNvGraphicFramePr>
+              <a:graphicFrameLocks xmlns:a="http://schemas.openxmlformats.org/drawingml/2006/main" noChangeAspect="1"/>
+            </wp:cNvGraphicFramePr>
+            <a:graphic xmlns:a="http://schemas.openxmlformats.org/drawingml/2006/main">
+              <a:graphicData uri="http://schemas.openxmlformats.org/drawingml/2006/picture">
+                <pic:pic xmlns:pic="http://schemas.openxmlformats.org/drawingml/2006/picture">
+                  <pic:nvPicPr>
+                    <pic:cNvPr id="864541029" name=""/>
+                    <pic:cNvPicPr/>
+                  </pic:nvPicPr>
+                  <pic:blipFill>
+                    <a:blip r:embed="rId6"/>
+                    <a:stretch>
+                      <a:fillRect/>
+                    </a:stretch>
+                  </pic:blipFill>
+                  <pic:spPr>
+                    <a:xfrm>
+                      <a:off x="0" y="0"/>
+                      <a:ext cx="5612130" cy="1610360"/>
+                    </a:xfrm>
+                    <a:prstGeom prst="rect">
+                      <a:avLst/>
+                    </a:prstGeom>
+                  </pic:spPr>
+                </pic:pic>
+              </a:graphicData>
+            </a:graphic>
+          </wp:inline>
+        </w:drawing>
+      </w:r>
+    </w:p>
+    <w:p>
+      <w:pPr>
+        <w:pStyle w:val="Heading2"/>
+      </w:pPr>
+      <w:r>
+        <w:t>Evolución temporal e identificación de picos</w:t>
+      </w:r>
+    </w:p>
+    <w:p>
+      <w:pPr>
+        <w:rPr>
+          <w:lang w:val="en-US"/>
+        </w:rPr>
+      </w:pPr>
+      <w:r>
+        <w:rPr>
+          <w:lang w:val="en-US"/>
+        </w:rPr>
+        <w:t xml:space="preserve">La </w:t>
+      </w:r>
+      <w:proofErr w:type="spellStart"/>
+      <w:r>
+        <w:rPr>
+          <w:lang w:val="en-US"/>
+        </w:rPr>
+        <w:t>evolución</w:t>
+      </w:r>
+      <w:proofErr w:type="spellEnd"/>
+      <w:r>
+        <w:rPr>
+          <w:lang w:val="en-US"/>
+        </w:rPr>
+        <w:t xml:space="preserve"> temporal </w:t>
+      </w:r>
+      <w:proofErr w:type="spellStart"/>
+      <w:r>
+        <w:rPr>
+          <w:lang w:val="en-US"/>
+        </w:rPr>
+        <w:t>mostró</w:t>
+      </w:r>
+      <w:proofErr w:type="spellEnd"/>
+      <w:r>
+        <w:rPr>
+          <w:lang w:val="en-US"/>
+        </w:rPr>
+        <w:t xml:space="preserve"> </w:t>
+      </w:r>
+      <w:proofErr w:type="spellStart"/>
+      <w:r>
+        <w:rPr>
+          <w:lang w:val="en-US"/>
+        </w:rPr>
+        <w:t>diferencias</w:t>
+      </w:r>
+      <w:proofErr w:type="spellEnd"/>
+      <w:r>
+        <w:rPr>
+          <w:lang w:val="en-US"/>
+        </w:rPr>
+        <w:t xml:space="preserve"> </w:t>
+      </w:r>
+      <w:proofErr w:type="spellStart"/>
+      <w:r>
+        <w:rPr>
+          <w:lang w:val="en-US"/>
+        </w:rPr>
+        <w:t>claras</w:t>
+      </w:r>
+      <w:proofErr w:type="spellEnd"/>
+      <w:r>
+        <w:rPr>
+          <w:lang w:val="en-US"/>
+        </w:rPr>
+        <w:t xml:space="preserve"> entre </w:t>
+      </w:r>
+      <w:proofErr w:type="spellStart"/>
+      <w:r>
+        <w:rPr>
+          <w:lang w:val="en-US"/>
+        </w:rPr>
+        <w:t>los</w:t>
+      </w:r>
+      <w:proofErr w:type="spellEnd"/>
+      <w:r>
+        <w:rPr>
+          <w:lang w:val="en-US"/>
+        </w:rPr>
+        <w:t xml:space="preserve"> </w:t>
+      </w:r>
+      <w:proofErr w:type="spellStart"/>
+      <w:r>
+        <w:rPr>
+          <w:lang w:val="en-US"/>
+        </w:rPr>
+        <w:t>lagos</w:t>
+      </w:r>
+      <w:proofErr w:type="spellEnd"/>
+      <w:r>
+        <w:rPr>
+          <w:lang w:val="en-US"/>
+        </w:rPr>
+        <w:t xml:space="preserve">. En Amatitlán se </w:t>
+      </w:r>
+      <w:proofErr w:type="spellStart"/>
+      <w:r>
+        <w:rPr>
+          <w:lang w:val="en-US"/>
+        </w:rPr>
+        <w:t>observó</w:t>
+      </w:r>
+      <w:proofErr w:type="spellEnd"/>
+      <w:r>
+        <w:rPr>
+          <w:lang w:val="en-US"/>
+        </w:rPr>
+        <w:t xml:space="preserve"> un </w:t>
+      </w:r>
+      <w:proofErr w:type="spellStart"/>
+      <w:r>
+        <w:rPr>
+          <w:lang w:val="en-US"/>
+        </w:rPr>
+        <w:t>incremento</w:t>
+      </w:r>
+      <w:proofErr w:type="spellEnd"/>
+      <w:r>
+        <w:rPr>
+          <w:lang w:val="en-US"/>
+        </w:rPr>
+        <w:t xml:space="preserve"> </w:t>
+      </w:r>
+      <w:proofErr w:type="spellStart"/>
+      <w:r>
+        <w:rPr>
+          <w:lang w:val="en-US"/>
+        </w:rPr>
+        <w:t>importante</w:t>
+      </w:r>
+      <w:proofErr w:type="spellEnd"/>
+      <w:r>
+        <w:rPr>
+          <w:lang w:val="en-US"/>
+        </w:rPr>
+        <w:t xml:space="preserve"> </w:t>
+      </w:r>
+      <w:proofErr w:type="spellStart"/>
+      <w:r>
+        <w:rPr>
+          <w:lang w:val="en-US"/>
+        </w:rPr>
+        <w:t>durante</w:t>
+      </w:r>
+      <w:proofErr w:type="spellEnd"/>
+      <w:r>
+        <w:rPr>
+          <w:lang w:val="en-US"/>
+        </w:rPr>
+        <w:t xml:space="preserve"> 2026, </w:t>
+      </w:r>
+      <w:proofErr w:type="spellStart"/>
+      <w:r>
+        <w:rPr>
+          <w:lang w:val="en-US"/>
+        </w:rPr>
+        <w:t>alcanzando</w:t>
+      </w:r>
+      <w:proofErr w:type="spellEnd"/>
+      <w:r>
+        <w:rPr>
+          <w:lang w:val="en-US"/>
+        </w:rPr>
+        <w:t xml:space="preserve"> </w:t>
+      </w:r>
+      <w:proofErr w:type="spellStart"/>
+      <w:r>
+        <w:rPr>
+          <w:lang w:val="en-US"/>
+        </w:rPr>
+        <w:t>valores</w:t>
+      </w:r>
+      <w:proofErr w:type="spellEnd"/>
+      <w:r>
+        <w:rPr>
+          <w:lang w:val="en-US"/>
+        </w:rPr>
+        <w:t xml:space="preserve"> </w:t>
+      </w:r>
+      <w:proofErr w:type="spellStart"/>
+      <w:r>
+        <w:rPr>
+          <w:lang w:val="en-US"/>
+        </w:rPr>
+        <w:t>medios</w:t>
+      </w:r>
+      <w:proofErr w:type="spellEnd"/>
+      <w:r>
+        <w:rPr>
+          <w:lang w:val="en-US"/>
+        </w:rPr>
+        <w:t xml:space="preserve"> de 10.03 µg/L el 28 de </w:t>
+      </w:r>
+      <w:proofErr w:type="spellStart"/>
+      <w:r>
+        <w:rPr>
+          <w:lang w:val="en-US"/>
+        </w:rPr>
+        <w:t>abril</w:t>
+      </w:r>
+      <w:proofErr w:type="spellEnd"/>
+      <w:r>
+        <w:rPr>
+          <w:lang w:val="en-US"/>
+        </w:rPr>
+        <w:t xml:space="preserve"> y 11.47 µg/L el 19 de </w:t>
+      </w:r>
+      <w:proofErr w:type="spellStart"/>
+      <w:r>
+        <w:rPr>
+          <w:lang w:val="en-US"/>
+        </w:rPr>
+        <w:t>junio</w:t>
+      </w:r>
+      <w:proofErr w:type="spellEnd"/>
+      <w:r>
+        <w:rPr>
+          <w:lang w:val="en-US"/>
+        </w:rPr>
+        <w:t xml:space="preserve">. En Atitlán, el valor medio </w:t>
+      </w:r>
+      <w:proofErr w:type="spellStart"/>
+      <w:r>
+        <w:rPr>
+          <w:lang w:val="en-US"/>
+        </w:rPr>
+        <w:t>máximo</w:t>
+      </w:r>
+      <w:proofErr w:type="spellEnd"/>
+      <w:r>
+        <w:rPr>
+          <w:lang w:val="en-US"/>
+        </w:rPr>
+        <w:t xml:space="preserve"> </w:t>
+      </w:r>
+      <w:proofErr w:type="spellStart"/>
+      <w:r>
+        <w:rPr>
+          <w:lang w:val="en-US"/>
+        </w:rPr>
+        <w:t>fue</w:t>
+      </w:r>
+      <w:proofErr w:type="spellEnd"/>
+      <w:r>
+        <w:rPr>
+          <w:lang w:val="en-US"/>
+        </w:rPr>
+        <w:t xml:space="preserve"> de 2.13 µg/L el 13 de </w:t>
+      </w:r>
+      <w:proofErr w:type="spellStart"/>
+      <w:r>
+        <w:rPr>
+          <w:lang w:val="en-US"/>
+        </w:rPr>
+        <w:t>abril</w:t>
+      </w:r>
+      <w:proofErr w:type="spellEnd"/>
+      <w:r>
+        <w:rPr>
+          <w:lang w:val="en-US"/>
+        </w:rPr>
+        <w:t xml:space="preserve"> de 2026.</w:t>
+      </w:r>
+    </w:p>
+    <w:p>
+      <w:r>
+        <w:rPr>
+          <w:b/>
+          <w:bCs/>
+        </w:rPr>
+        <w:t xml:space="preserve">Gráfica </w:t>
+      </w:r>
+      <w:r>
+        <w:rPr>
+          <w:b/>
+          <w:bCs/>
+        </w:rPr>
+        <w:t>3</w:t>
+      </w:r>
+      <w:r>
+        <w:rPr>
+          <w:b/>
+          <w:bCs/>
+        </w:rPr>
+        <w:t>:</w:t>
+      </w:r>
+      <w:r>
+        <w:t xml:space="preserve"> Evolución temporal de cianobacteria del Lago de Amatitlán</w:t>
+      </w:r>
+      <w:r>
+        <w:t>, con sus posibles picos.</w:t>
+      </w:r>
+    </w:p>
+    <w:p>
+      <w:r>
+        <w:lastRenderedPageBreak/>
+        <w:drawing>
+          <wp:inline distT="0" distB="0" distL="0" distR="0" wp14:anchorId="5882ED02" wp14:editId="31CB478C">
+            <wp:extent cx="5612130" cy="2792095"/>
+            <wp:effectExtent l="0" t="0" r="7620" b="8255"/>
+            <wp:docPr id="243982794" name="Picture 1"/>
+            <wp:cNvGraphicFramePr>
+              <a:graphicFrameLocks xmlns:a="http://schemas.openxmlformats.org/drawingml/2006/main" noChangeAspect="1"/>
+            </wp:cNvGraphicFramePr>
+            <a:graphic xmlns:a="http://schemas.openxmlformats.org/drawingml/2006/main">
+              <a:graphicData uri="http://schemas.openxmlformats.org/drawingml/2006/picture">
+                <pic:pic xmlns:pic="http://schemas.openxmlformats.org/drawingml/2006/picture">
+                  <pic:nvPicPr>
+                    <pic:cNvPr id="243982794" name=""/>
+                    <pic:cNvPicPr/>
+                  </pic:nvPicPr>
+                  <pic:blipFill>
+                    <a:blip r:embed="rId7"/>
+                    <a:stretch>
+                      <a:fillRect/>
+                    </a:stretch>
+                  </pic:blipFill>
+                  <pic:spPr>
+                    <a:xfrm>
+                      <a:off x="0" y="0"/>
+                      <a:ext cx="5612130" cy="2792095"/>
+                    </a:xfrm>
+                    <a:prstGeom prst="rect">
+                      <a:avLst/>
+                    </a:prstGeom>
+                  </pic:spPr>
+                </pic:pic>
+              </a:graphicData>
+            </a:graphic>
+          </wp:inline>
+        </w:drawing>
+      </w:r>
+    </w:p>
+    <w:p>
+      <w:r>
+        <w:rPr>
+          <w:b/>
+          <w:bCs/>
+        </w:rPr>
+        <w:t xml:space="preserve">Gráfica </w:t>
+      </w:r>
+      <w:r>
+        <w:rPr>
+          <w:b/>
+          <w:bCs/>
+        </w:rPr>
+        <w:t>4</w:t>
+      </w:r>
+      <w:r>
+        <w:rPr>
+          <w:b/>
+          <w:bCs/>
+        </w:rPr>
+        <w:t>:</w:t>
+      </w:r>
+      <w:r>
+        <w:t xml:space="preserve"> Evolución temporal de cianobacteria del Lago de Atitlán</w:t>
+      </w:r>
+      <w:r>
+        <w:t>, con sus posibles picos.</w:t>
+      </w:r>
+    </w:p>
+    <w:p/>
+    <w:p>
+      <w:r>
+        <w:drawing>
+          <wp:inline distT="0" distB="0" distL="0" distR="0" wp14:anchorId="5E849189" wp14:editId="1ED02025">
+            <wp:extent cx="5612130" cy="2785110"/>
+            <wp:effectExtent l="0" t="0" r="7620" b="0"/>
+            <wp:docPr id="391956426" name="Picture 1"/>
+            <wp:cNvGraphicFramePr>
+              <a:graphicFrameLocks xmlns:a="http://schemas.openxmlformats.org/drawingml/2006/main" noChangeAspect="1"/>
+            </wp:cNvGraphicFramePr>
+            <a:graphic xmlns:a="http://schemas.openxmlformats.org/drawingml/2006/main">
+              <a:graphicData uri="http://schemas.openxmlformats.org/drawingml/2006/picture">
+                <pic:pic xmlns:pic="http://schemas.openxmlformats.org/drawingml/2006/picture">
+                  <pic:nvPicPr>
+                    <pic:cNvPr id="391956426" name=""/>
+                    <pic:cNvPicPr/>
+                  </pic:nvPicPr>
+                  <pic:blipFill>
+                    <a:blip r:embed="rId8"/>
+                    <a:stretch>
+                      <a:fillRect/>
+                    </a:stretch>
+                  </pic:blipFill>
+                  <pic:spPr>
+                    <a:xfrm>
+                      <a:off x="0" y="0"/>
+                      <a:ext cx="5612130" cy="2785110"/>
+                    </a:xfrm>
+                    <a:prstGeom prst="rect">
+                      <a:avLst/>
+                    </a:prstGeom>
+                  </pic:spPr>
+                </pic:pic>
+              </a:graphicData>
+            </a:graphic>
+          </wp:inline>
+        </w:drawing>
+      </w:r>
+    </w:p>
+    <w:p>
+      <w:pPr>
+        <w:rPr>
+          <w:lang w:val="en-US"/>
+        </w:rPr>
+      </w:pPr>
+      <w:r>
+        <w:rPr>
+          <w:lang w:val="en-US"/>
+        </w:rPr>
+        <w:t xml:space="preserve">Los </w:t>
+      </w:r>
+      <w:proofErr w:type="spellStart"/>
+      <w:r>
+        <w:rPr>
+          <w:lang w:val="en-US"/>
+        </w:rPr>
+        <w:t>tres</w:t>
+      </w:r>
+      <w:proofErr w:type="spellEnd"/>
+      <w:r>
+        <w:rPr>
+          <w:lang w:val="en-US"/>
+        </w:rPr>
+        <w:t xml:space="preserve"> </w:t>
+      </w:r>
+      <w:proofErr w:type="spellStart"/>
+      <w:r>
+        <w:rPr>
+          <w:lang w:val="en-US"/>
+        </w:rPr>
+        <w:t>valores</w:t>
+      </w:r>
+      <w:proofErr w:type="spellEnd"/>
+      <w:r>
+        <w:rPr>
+          <w:lang w:val="en-US"/>
+        </w:rPr>
+        <w:t xml:space="preserve"> </w:t>
+      </w:r>
+      <w:proofErr w:type="spellStart"/>
+      <w:r>
+        <w:rPr>
+          <w:lang w:val="en-US"/>
+        </w:rPr>
+        <w:t>medios</w:t>
+      </w:r>
+      <w:proofErr w:type="spellEnd"/>
+      <w:r>
+        <w:rPr>
+          <w:lang w:val="en-US"/>
+        </w:rPr>
+        <w:t xml:space="preserve"> </w:t>
+      </w:r>
+      <w:proofErr w:type="spellStart"/>
+      <w:r>
+        <w:rPr>
+          <w:lang w:val="en-US"/>
+        </w:rPr>
+        <w:t>más</w:t>
+      </w:r>
+      <w:proofErr w:type="spellEnd"/>
+      <w:r>
+        <w:rPr>
+          <w:lang w:val="en-US"/>
+        </w:rPr>
+        <w:t xml:space="preserve"> altos de Amatitlán </w:t>
+      </w:r>
+      <w:proofErr w:type="spellStart"/>
+      <w:r>
+        <w:rPr>
+          <w:lang w:val="en-US"/>
+        </w:rPr>
+        <w:t>fueron</w:t>
+      </w:r>
+      <w:proofErr w:type="spellEnd"/>
+      <w:r>
+        <w:rPr>
+          <w:lang w:val="en-US"/>
+        </w:rPr>
+        <w:t xml:space="preserve"> </w:t>
+      </w:r>
+      <w:proofErr w:type="spellStart"/>
+      <w:r>
+        <w:rPr>
+          <w:lang w:val="en-US"/>
+        </w:rPr>
+        <w:t>registrados</w:t>
+      </w:r>
+      <w:proofErr w:type="spellEnd"/>
+      <w:r>
+        <w:rPr>
+          <w:lang w:val="en-US"/>
+        </w:rPr>
+        <w:t xml:space="preserve"> el 19 de </w:t>
+      </w:r>
+      <w:proofErr w:type="spellStart"/>
+      <w:r>
+        <w:rPr>
+          <w:lang w:val="en-US"/>
+        </w:rPr>
+        <w:t>junio</w:t>
+      </w:r>
+      <w:proofErr w:type="spellEnd"/>
+      <w:r>
+        <w:rPr>
+          <w:lang w:val="en-US"/>
+        </w:rPr>
+        <w:t xml:space="preserve">, 28 de </w:t>
+      </w:r>
+      <w:proofErr w:type="spellStart"/>
+      <w:r>
+        <w:rPr>
+          <w:lang w:val="en-US"/>
+        </w:rPr>
+        <w:t>abril</w:t>
+      </w:r>
+      <w:proofErr w:type="spellEnd"/>
+      <w:r>
+        <w:rPr>
+          <w:lang w:val="en-US"/>
+        </w:rPr>
+        <w:t xml:space="preserve"> y 13 de </w:t>
+      </w:r>
+      <w:proofErr w:type="spellStart"/>
+      <w:r>
+        <w:rPr>
+          <w:lang w:val="en-US"/>
+        </w:rPr>
+        <w:t>abril</w:t>
+      </w:r>
+      <w:proofErr w:type="spellEnd"/>
+      <w:r>
+        <w:rPr>
+          <w:lang w:val="en-US"/>
+        </w:rPr>
+        <w:t xml:space="preserve"> de 2026. En Atitlán, </w:t>
+      </w:r>
+      <w:proofErr w:type="spellStart"/>
+      <w:r>
+        <w:rPr>
+          <w:lang w:val="en-US"/>
+        </w:rPr>
+        <w:t>los</w:t>
+      </w:r>
+      <w:proofErr w:type="spellEnd"/>
+      <w:r>
+        <w:rPr>
+          <w:lang w:val="en-US"/>
+        </w:rPr>
+        <w:t xml:space="preserve"> </w:t>
+      </w:r>
+      <w:proofErr w:type="spellStart"/>
+      <w:r>
+        <w:rPr>
+          <w:lang w:val="en-US"/>
+        </w:rPr>
+        <w:t>máximos</w:t>
+      </w:r>
+      <w:proofErr w:type="spellEnd"/>
+      <w:r>
+        <w:rPr>
+          <w:lang w:val="en-US"/>
+        </w:rPr>
+        <w:t xml:space="preserve"> </w:t>
+      </w:r>
+      <w:proofErr w:type="spellStart"/>
+      <w:r>
+        <w:rPr>
+          <w:lang w:val="en-US"/>
+        </w:rPr>
+        <w:t>ocurrieron</w:t>
+      </w:r>
+      <w:proofErr w:type="spellEnd"/>
+      <w:r>
+        <w:rPr>
+          <w:lang w:val="en-US"/>
+        </w:rPr>
+        <w:t xml:space="preserve"> el 13 y 28 de </w:t>
+      </w:r>
+      <w:proofErr w:type="spellStart"/>
+      <w:r>
+        <w:rPr>
+          <w:lang w:val="en-US"/>
+        </w:rPr>
+        <w:t>abril</w:t>
+      </w:r>
+      <w:proofErr w:type="spellEnd"/>
+      <w:r>
+        <w:rPr>
+          <w:lang w:val="en-US"/>
+        </w:rPr>
+        <w:t xml:space="preserve"> de 2026 y el 13 de </w:t>
+      </w:r>
+      <w:proofErr w:type="spellStart"/>
+      <w:r>
+        <w:rPr>
+          <w:lang w:val="en-US"/>
+        </w:rPr>
+        <w:t>abril</w:t>
+      </w:r>
+      <w:proofErr w:type="spellEnd"/>
+      <w:r>
+        <w:rPr>
+          <w:lang w:val="en-US"/>
+        </w:rPr>
+        <w:t xml:space="preserve"> de 2025. Esto </w:t>
+      </w:r>
+      <w:proofErr w:type="spellStart"/>
+      <w:r>
+        <w:rPr>
+          <w:lang w:val="en-US"/>
+        </w:rPr>
+        <w:t>sugiere</w:t>
+      </w:r>
+      <w:proofErr w:type="spellEnd"/>
+      <w:r>
+        <w:rPr>
+          <w:lang w:val="en-US"/>
+        </w:rPr>
+        <w:t xml:space="preserve"> </w:t>
+      </w:r>
+      <w:proofErr w:type="spellStart"/>
+      <w:r>
+        <w:rPr>
+          <w:lang w:val="en-US"/>
+        </w:rPr>
+        <w:t>una</w:t>
+      </w:r>
+      <w:proofErr w:type="spellEnd"/>
+      <w:r>
+        <w:rPr>
+          <w:lang w:val="en-US"/>
+        </w:rPr>
+        <w:t xml:space="preserve"> </w:t>
+      </w:r>
+      <w:proofErr w:type="spellStart"/>
+      <w:r>
+        <w:rPr>
+          <w:lang w:val="en-US"/>
+        </w:rPr>
+        <w:t>concentración</w:t>
+      </w:r>
+      <w:proofErr w:type="spellEnd"/>
+      <w:r>
+        <w:rPr>
+          <w:lang w:val="en-US"/>
+        </w:rPr>
+        <w:t xml:space="preserve"> temporal de </w:t>
+      </w:r>
+      <w:proofErr w:type="spellStart"/>
+      <w:r>
+        <w:rPr>
+          <w:lang w:val="en-US"/>
+        </w:rPr>
+        <w:t>los</w:t>
+      </w:r>
+      <w:proofErr w:type="spellEnd"/>
+      <w:r>
+        <w:rPr>
+          <w:lang w:val="en-US"/>
+        </w:rPr>
+        <w:t xml:space="preserve"> </w:t>
+      </w:r>
+      <w:proofErr w:type="spellStart"/>
+      <w:r>
+        <w:rPr>
+          <w:lang w:val="en-US"/>
+        </w:rPr>
+        <w:t>máximos</w:t>
+      </w:r>
+      <w:proofErr w:type="spellEnd"/>
+      <w:r>
+        <w:rPr>
+          <w:lang w:val="en-US"/>
+        </w:rPr>
+        <w:t xml:space="preserve"> de Atitlán </w:t>
+      </w:r>
+      <w:proofErr w:type="spellStart"/>
+      <w:r>
+        <w:rPr>
+          <w:lang w:val="en-US"/>
+        </w:rPr>
+        <w:t>durante</w:t>
+      </w:r>
+      <w:proofErr w:type="spellEnd"/>
+      <w:r>
+        <w:rPr>
+          <w:lang w:val="en-US"/>
+        </w:rPr>
+        <w:t xml:space="preserve"> </w:t>
+      </w:r>
+      <w:proofErr w:type="spellStart"/>
+      <w:r>
+        <w:rPr>
+          <w:lang w:val="en-US"/>
+        </w:rPr>
+        <w:t>abril</w:t>
+      </w:r>
+      <w:proofErr w:type="spellEnd"/>
+      <w:r>
+        <w:rPr>
+          <w:lang w:val="en-US"/>
+        </w:rPr>
+        <w:t xml:space="preserve">, </w:t>
+      </w:r>
+      <w:proofErr w:type="spellStart"/>
+      <w:r>
+        <w:rPr>
+          <w:lang w:val="en-US"/>
+        </w:rPr>
+        <w:t>mientras</w:t>
+      </w:r>
+      <w:proofErr w:type="spellEnd"/>
+      <w:r>
+        <w:rPr>
+          <w:lang w:val="en-US"/>
+        </w:rPr>
+        <w:t xml:space="preserve"> </w:t>
+      </w:r>
+      <w:proofErr w:type="spellStart"/>
+      <w:r>
+        <w:rPr>
+          <w:lang w:val="en-US"/>
+        </w:rPr>
+        <w:t>que</w:t>
+      </w:r>
+      <w:proofErr w:type="spellEnd"/>
+      <w:r>
+        <w:rPr>
+          <w:lang w:val="en-US"/>
+        </w:rPr>
+        <w:t xml:space="preserve"> Amatitlán </w:t>
+      </w:r>
+      <w:proofErr w:type="spellStart"/>
+      <w:r>
+        <w:rPr>
+          <w:lang w:val="en-US"/>
+        </w:rPr>
+        <w:t>presentó</w:t>
+      </w:r>
+      <w:proofErr w:type="spellEnd"/>
+      <w:r>
+        <w:rPr>
+          <w:lang w:val="en-US"/>
+        </w:rPr>
+        <w:t xml:space="preserve"> un </w:t>
+      </w:r>
+      <w:proofErr w:type="spellStart"/>
+      <w:r>
+        <w:rPr>
+          <w:lang w:val="en-US"/>
+        </w:rPr>
+        <w:t>aumento</w:t>
+      </w:r>
+      <w:proofErr w:type="spellEnd"/>
+      <w:r>
+        <w:rPr>
+          <w:lang w:val="en-US"/>
+        </w:rPr>
+        <w:t xml:space="preserve"> </w:t>
+      </w:r>
+      <w:proofErr w:type="spellStart"/>
+      <w:r>
+        <w:rPr>
+          <w:lang w:val="en-US"/>
+        </w:rPr>
+        <w:t>más</w:t>
+      </w:r>
+      <w:proofErr w:type="spellEnd"/>
+      <w:r>
+        <w:rPr>
+          <w:lang w:val="en-US"/>
+        </w:rPr>
+        <w:t xml:space="preserve"> </w:t>
+      </w:r>
+      <w:proofErr w:type="spellStart"/>
+      <w:r>
+        <w:rPr>
+          <w:lang w:val="en-US"/>
+        </w:rPr>
+        <w:t>marcado</w:t>
+      </w:r>
+      <w:proofErr w:type="spellEnd"/>
+      <w:r>
+        <w:rPr>
+          <w:lang w:val="en-US"/>
+        </w:rPr>
+        <w:t xml:space="preserve"> al final del </w:t>
+      </w:r>
+      <w:proofErr w:type="spellStart"/>
+      <w:r>
+        <w:rPr>
+          <w:lang w:val="en-US"/>
+        </w:rPr>
+        <w:t>periodo</w:t>
+      </w:r>
+      <w:proofErr w:type="spellEnd"/>
+      <w:r>
+        <w:rPr>
+          <w:lang w:val="en-US"/>
+        </w:rPr>
         <w:t>.</w:t>
       </w:r>
     </w:p>
     <w:p>
       <w:pPr>
-        <w:jc w:val="both"/>
-      </w:pPr>
-      <w:r>
-        <w:t xml:space="preserve">Es importante destacar la limitación de los datos relacionadas a la clorofila-a (parámetro utilizado para la detección de cianobacteria en cuerpos de agua diversos): </w:t>
-      </w:r>
-      <w:r>
-        <w:t>el producto estima clorofila-a a partir de reflectancia y funciona como indicador remoto de posibles floraciones; no confirma por sí solo especie, toxicidad ni concentración medida en campo. Nubes, sombras, sedimentos y vegetación flotante pueden afectar la estimación.</w:t>
+        <w:rPr>
+          <w:lang w:val="en-US"/>
+        </w:rPr>
+      </w:pPr>
+      <w:r>
+        <w:rPr>
+          <w:lang w:val="en-US"/>
+        </w:rPr>
+        <w:lastRenderedPageBreak/>
+        <w:t xml:space="preserve">Las </w:t>
+      </w:r>
+      <w:proofErr w:type="spellStart"/>
+      <w:r>
+        <w:rPr>
+          <w:lang w:val="en-US"/>
+        </w:rPr>
+        <w:t>posibles</w:t>
+      </w:r>
+      <w:proofErr w:type="spellEnd"/>
+      <w:r>
+        <w:rPr>
+          <w:lang w:val="en-US"/>
+        </w:rPr>
+        <w:t xml:space="preserve"> </w:t>
+      </w:r>
+      <w:proofErr w:type="spellStart"/>
+      <w:r>
+        <w:rPr>
+          <w:lang w:val="en-US"/>
+        </w:rPr>
+        <w:t>relaciones</w:t>
+      </w:r>
+      <w:proofErr w:type="spellEnd"/>
+      <w:r>
+        <w:rPr>
+          <w:lang w:val="en-US"/>
+        </w:rPr>
+        <w:t xml:space="preserve"> con turismo, </w:t>
+      </w:r>
+      <w:proofErr w:type="spellStart"/>
+      <w:r>
+        <w:rPr>
+          <w:lang w:val="en-US"/>
+        </w:rPr>
+        <w:t>lluvias</w:t>
+      </w:r>
+      <w:proofErr w:type="spellEnd"/>
+      <w:r>
+        <w:rPr>
+          <w:lang w:val="en-US"/>
+        </w:rPr>
+        <w:t xml:space="preserve"> o </w:t>
+      </w:r>
+      <w:proofErr w:type="spellStart"/>
+      <w:r>
+        <w:rPr>
+          <w:lang w:val="en-US"/>
+        </w:rPr>
+        <w:t>actividades</w:t>
+      </w:r>
+      <w:proofErr w:type="spellEnd"/>
+      <w:r>
+        <w:rPr>
+          <w:lang w:val="en-US"/>
+        </w:rPr>
+        <w:t xml:space="preserve"> </w:t>
+      </w:r>
+      <w:proofErr w:type="spellStart"/>
+      <w:r>
+        <w:rPr>
+          <w:lang w:val="en-US"/>
+        </w:rPr>
+        <w:t>humanas</w:t>
+      </w:r>
+      <w:proofErr w:type="spellEnd"/>
+      <w:r>
+        <w:rPr>
+          <w:lang w:val="en-US"/>
+        </w:rPr>
+        <w:t xml:space="preserve"> </w:t>
+      </w:r>
+      <w:proofErr w:type="spellStart"/>
+      <w:r>
+        <w:rPr>
+          <w:lang w:val="en-US"/>
+        </w:rPr>
+        <w:t>deben</w:t>
+      </w:r>
+      <w:proofErr w:type="spellEnd"/>
+      <w:r>
+        <w:rPr>
+          <w:lang w:val="en-US"/>
+        </w:rPr>
+        <w:t xml:space="preserve"> </w:t>
+      </w:r>
+      <w:proofErr w:type="spellStart"/>
+      <w:r>
+        <w:rPr>
+          <w:lang w:val="en-US"/>
+        </w:rPr>
+        <w:t>considerarse</w:t>
+      </w:r>
+      <w:proofErr w:type="spellEnd"/>
+      <w:r>
+        <w:rPr>
+          <w:lang w:val="en-US"/>
+        </w:rPr>
+        <w:t xml:space="preserve"> </w:t>
+      </w:r>
+      <w:proofErr w:type="spellStart"/>
+      <w:r>
+        <w:rPr>
+          <w:lang w:val="en-US"/>
+        </w:rPr>
+        <w:t>hipótesis</w:t>
+      </w:r>
+      <w:proofErr w:type="spellEnd"/>
+      <w:r>
+        <w:rPr>
+          <w:lang w:val="en-US"/>
+        </w:rPr>
+        <w:t xml:space="preserve">, </w:t>
+      </w:r>
+      <w:proofErr w:type="spellStart"/>
+      <w:r>
+        <w:rPr>
+          <w:lang w:val="en-US"/>
+        </w:rPr>
+        <w:t>ya</w:t>
+      </w:r>
+      <w:proofErr w:type="spellEnd"/>
+      <w:r>
+        <w:rPr>
+          <w:lang w:val="en-US"/>
+        </w:rPr>
+        <w:t xml:space="preserve"> </w:t>
+      </w:r>
+      <w:proofErr w:type="spellStart"/>
+      <w:r>
+        <w:rPr>
+          <w:lang w:val="en-US"/>
+        </w:rPr>
+        <w:t>que</w:t>
+      </w:r>
+      <w:proofErr w:type="spellEnd"/>
+      <w:r>
+        <w:rPr>
+          <w:lang w:val="en-US"/>
+        </w:rPr>
+        <w:t xml:space="preserve"> </w:t>
+      </w:r>
+      <w:proofErr w:type="spellStart"/>
+      <w:r>
+        <w:rPr>
+          <w:lang w:val="en-US"/>
+        </w:rPr>
+        <w:t>los</w:t>
+      </w:r>
+      <w:proofErr w:type="spellEnd"/>
+      <w:r>
+        <w:rPr>
+          <w:lang w:val="en-US"/>
+        </w:rPr>
+        <w:t xml:space="preserve"> </w:t>
+      </w:r>
+      <w:proofErr w:type="spellStart"/>
+      <w:r>
+        <w:rPr>
+          <w:lang w:val="en-US"/>
+        </w:rPr>
+        <w:t>datos</w:t>
+      </w:r>
+      <w:proofErr w:type="spellEnd"/>
+      <w:r>
+        <w:rPr>
+          <w:lang w:val="en-US"/>
+        </w:rPr>
+        <w:t xml:space="preserve"> </w:t>
+      </w:r>
+      <w:proofErr w:type="spellStart"/>
+      <w:r>
+        <w:rPr>
+          <w:lang w:val="en-US"/>
+        </w:rPr>
+        <w:t>analizados</w:t>
+      </w:r>
+      <w:proofErr w:type="spellEnd"/>
+      <w:r>
+        <w:rPr>
+          <w:lang w:val="en-US"/>
+        </w:rPr>
+        <w:t xml:space="preserve"> no </w:t>
+      </w:r>
+      <w:proofErr w:type="spellStart"/>
+      <w:r>
+        <w:rPr>
+          <w:lang w:val="en-US"/>
+        </w:rPr>
+        <w:t>permiten</w:t>
+      </w:r>
+      <w:proofErr w:type="spellEnd"/>
+      <w:r>
+        <w:rPr>
+          <w:lang w:val="en-US"/>
+        </w:rPr>
+        <w:t xml:space="preserve"> </w:t>
+      </w:r>
+      <w:proofErr w:type="spellStart"/>
+      <w:r>
+        <w:rPr>
+          <w:lang w:val="en-US"/>
+        </w:rPr>
+        <w:t>establecer</w:t>
+      </w:r>
+      <w:proofErr w:type="spellEnd"/>
+      <w:r>
+        <w:rPr>
+          <w:lang w:val="en-US"/>
+        </w:rPr>
+        <w:t xml:space="preserve"> </w:t>
+      </w:r>
+      <w:proofErr w:type="spellStart"/>
+      <w:r>
+        <w:rPr>
+          <w:lang w:val="en-US"/>
+        </w:rPr>
+        <w:t>causalidad</w:t>
+      </w:r>
+      <w:proofErr w:type="spellEnd"/>
+      <w:r>
+        <w:rPr>
+          <w:lang w:val="en-US"/>
+        </w:rPr>
+        <w:t>.</w:t>
       </w:r>
     </w:p>
     <w:p/>
+    <w:p>
+      <w:pPr>
+        <w:pStyle w:val="Heading2"/>
+        <w:rPr>
+          <w:lang w:val="en-US"/>
+        </w:rPr>
+      </w:pPr>
+      <w:proofErr w:type="spellStart"/>
+      <w:r>
+        <w:rPr>
+          <w:lang w:val="en-US"/>
+        </w:rPr>
+        <w:t>Distribución</w:t>
+      </w:r>
+      <w:proofErr w:type="spellEnd"/>
+      <w:r>
+        <w:rPr>
+          <w:lang w:val="en-US"/>
+        </w:rPr>
+        <w:t xml:space="preserve"> </w:t>
+      </w:r>
+      <w:proofErr w:type="spellStart"/>
+      <w:r>
+        <w:rPr>
+          <w:lang w:val="en-US"/>
+        </w:rPr>
+        <w:t>espacial</w:t>
+      </w:r>
+      <w:proofErr w:type="spellEnd"/>
+    </w:p>
+    <w:p>
+      <w:pPr>
+        <w:rPr>
+          <w:lang w:val="en-US"/>
+        </w:rPr>
+      </w:pPr>
+      <w:r>
+        <w:rPr>
+          <w:lang w:val="en-US"/>
+        </w:rPr>
+        <w:t xml:space="preserve">Los </w:t>
+      </w:r>
+      <w:proofErr w:type="spellStart"/>
+      <w:r>
+        <w:rPr>
+          <w:lang w:val="en-US"/>
+        </w:rPr>
+        <w:t>mapas</w:t>
+      </w:r>
+      <w:proofErr w:type="spellEnd"/>
+      <w:r>
+        <w:rPr>
+          <w:lang w:val="en-US"/>
+        </w:rPr>
+        <w:t xml:space="preserve"> </w:t>
+      </w:r>
+      <w:proofErr w:type="spellStart"/>
+      <w:r>
+        <w:rPr>
+          <w:lang w:val="en-US"/>
+        </w:rPr>
+        <w:t>espaciales</w:t>
+      </w:r>
+      <w:proofErr w:type="spellEnd"/>
+      <w:r>
+        <w:rPr>
+          <w:lang w:val="en-US"/>
+        </w:rPr>
+        <w:t xml:space="preserve"> </w:t>
+      </w:r>
+      <w:proofErr w:type="spellStart"/>
+      <w:r>
+        <w:rPr>
+          <w:lang w:val="en-US"/>
+        </w:rPr>
+        <w:t>mostraron</w:t>
+      </w:r>
+      <w:proofErr w:type="spellEnd"/>
+      <w:r>
+        <w:rPr>
+          <w:lang w:val="en-US"/>
+        </w:rPr>
+        <w:t xml:space="preserve"> </w:t>
+      </w:r>
+      <w:proofErr w:type="spellStart"/>
+      <w:r>
+        <w:rPr>
+          <w:lang w:val="en-US"/>
+        </w:rPr>
+        <w:t>que</w:t>
+      </w:r>
+      <w:proofErr w:type="spellEnd"/>
+      <w:r>
+        <w:rPr>
+          <w:lang w:val="en-US"/>
+        </w:rPr>
+        <w:t xml:space="preserve"> la </w:t>
+      </w:r>
+      <w:proofErr w:type="spellStart"/>
+      <w:r>
+        <w:rPr>
+          <w:lang w:val="en-US"/>
+        </w:rPr>
+        <w:t>concentración</w:t>
+      </w:r>
+      <w:proofErr w:type="spellEnd"/>
+      <w:r>
+        <w:rPr>
+          <w:lang w:val="en-US"/>
+        </w:rPr>
+        <w:t xml:space="preserve"> de </w:t>
+      </w:r>
+      <w:proofErr w:type="spellStart"/>
+      <w:r>
+        <w:rPr>
+          <w:lang w:val="en-US"/>
+        </w:rPr>
+        <w:t>clorofila</w:t>
+      </w:r>
+      <w:proofErr w:type="spellEnd"/>
+      <w:r>
+        <w:rPr>
+          <w:lang w:val="en-US"/>
+        </w:rPr>
+        <w:t xml:space="preserve">-a no </w:t>
+      </w:r>
+      <w:proofErr w:type="spellStart"/>
+      <w:r>
+        <w:rPr>
+          <w:lang w:val="en-US"/>
+        </w:rPr>
+        <w:t>fue</w:t>
+      </w:r>
+      <w:proofErr w:type="spellEnd"/>
+      <w:r>
+        <w:rPr>
+          <w:lang w:val="en-US"/>
+        </w:rPr>
+        <w:t xml:space="preserve"> </w:t>
+      </w:r>
+      <w:proofErr w:type="spellStart"/>
+      <w:r>
+        <w:rPr>
+          <w:lang w:val="en-US"/>
+        </w:rPr>
+        <w:t>uniforme</w:t>
+      </w:r>
+      <w:proofErr w:type="spellEnd"/>
+      <w:r>
+        <w:rPr>
+          <w:lang w:val="en-US"/>
+        </w:rPr>
+        <w:t xml:space="preserve">. En Atitlán se </w:t>
+      </w:r>
+      <w:proofErr w:type="spellStart"/>
+      <w:r>
+        <w:rPr>
+          <w:lang w:val="en-US"/>
+        </w:rPr>
+        <w:t>observaron</w:t>
+      </w:r>
+      <w:proofErr w:type="spellEnd"/>
+      <w:r>
+        <w:rPr>
+          <w:lang w:val="en-US"/>
+        </w:rPr>
+        <w:t xml:space="preserve"> </w:t>
+      </w:r>
+      <w:proofErr w:type="spellStart"/>
+      <w:r>
+        <w:rPr>
+          <w:lang w:val="en-US"/>
+        </w:rPr>
+        <w:t>acumulaciones</w:t>
+      </w:r>
+      <w:proofErr w:type="spellEnd"/>
+      <w:r>
+        <w:rPr>
+          <w:lang w:val="en-US"/>
+        </w:rPr>
+        <w:t xml:space="preserve"> </w:t>
+      </w:r>
+      <w:proofErr w:type="spellStart"/>
+      <w:r>
+        <w:rPr>
+          <w:lang w:val="en-US"/>
+        </w:rPr>
+        <w:t>en</w:t>
+      </w:r>
+      <w:proofErr w:type="spellEnd"/>
+      <w:r>
+        <w:rPr>
+          <w:lang w:val="en-US"/>
+        </w:rPr>
+        <w:t xml:space="preserve"> </w:t>
+      </w:r>
+      <w:proofErr w:type="spellStart"/>
+      <w:r>
+        <w:rPr>
+          <w:lang w:val="en-US"/>
+        </w:rPr>
+        <w:t>diferentes</w:t>
+      </w:r>
+      <w:proofErr w:type="spellEnd"/>
+      <w:r>
+        <w:rPr>
+          <w:lang w:val="en-US"/>
+        </w:rPr>
+        <w:t xml:space="preserve"> </w:t>
+      </w:r>
+      <w:proofErr w:type="spellStart"/>
+      <w:r>
+        <w:rPr>
+          <w:lang w:val="en-US"/>
+        </w:rPr>
+        <w:t>sectores</w:t>
+      </w:r>
+      <w:proofErr w:type="spellEnd"/>
+      <w:r>
+        <w:rPr>
+          <w:lang w:val="en-US"/>
+        </w:rPr>
+        <w:t xml:space="preserve"> </w:t>
+      </w:r>
+      <w:proofErr w:type="spellStart"/>
+      <w:r>
+        <w:rPr>
+          <w:lang w:val="en-US"/>
+        </w:rPr>
+        <w:t>según</w:t>
+      </w:r>
+      <w:proofErr w:type="spellEnd"/>
+      <w:r>
+        <w:rPr>
+          <w:lang w:val="en-US"/>
+        </w:rPr>
+        <w:t xml:space="preserve"> la </w:t>
+      </w:r>
+      <w:proofErr w:type="spellStart"/>
+      <w:r>
+        <w:rPr>
+          <w:lang w:val="en-US"/>
+        </w:rPr>
+        <w:t>fecha</w:t>
+      </w:r>
+      <w:proofErr w:type="spellEnd"/>
+      <w:r>
+        <w:rPr>
+          <w:lang w:val="en-US"/>
+        </w:rPr>
+        <w:t xml:space="preserve">, </w:t>
+      </w:r>
+      <w:proofErr w:type="spellStart"/>
+      <w:r>
+        <w:rPr>
+          <w:lang w:val="en-US"/>
+        </w:rPr>
+        <w:t>principalmente</w:t>
+      </w:r>
+      <w:proofErr w:type="spellEnd"/>
+      <w:r>
+        <w:rPr>
+          <w:lang w:val="en-US"/>
+        </w:rPr>
+        <w:t xml:space="preserve"> </w:t>
+      </w:r>
+      <w:proofErr w:type="spellStart"/>
+      <w:r>
+        <w:rPr>
+          <w:lang w:val="en-US"/>
+        </w:rPr>
+        <w:t>en</w:t>
+      </w:r>
+      <w:proofErr w:type="spellEnd"/>
+      <w:r>
+        <w:rPr>
+          <w:lang w:val="en-US"/>
+        </w:rPr>
+        <w:t xml:space="preserve"> las zonas oriental y occidental. </w:t>
+      </w:r>
+      <w:proofErr w:type="spellStart"/>
+      <w:r>
+        <w:rPr>
+          <w:lang w:val="en-US"/>
+        </w:rPr>
+        <w:t>Estos</w:t>
+      </w:r>
+      <w:proofErr w:type="spellEnd"/>
+      <w:r>
+        <w:rPr>
+          <w:lang w:val="en-US"/>
+        </w:rPr>
+        <w:t xml:space="preserve"> </w:t>
+      </w:r>
+      <w:proofErr w:type="spellStart"/>
+      <w:r>
+        <w:rPr>
+          <w:lang w:val="en-US"/>
+        </w:rPr>
+        <w:t>desplazamientos</w:t>
+      </w:r>
+      <w:proofErr w:type="spellEnd"/>
+      <w:r>
+        <w:rPr>
+          <w:lang w:val="en-US"/>
+        </w:rPr>
+        <w:t xml:space="preserve"> </w:t>
+      </w:r>
+      <w:proofErr w:type="spellStart"/>
+      <w:r>
+        <w:rPr>
+          <w:lang w:val="en-US"/>
+        </w:rPr>
+        <w:t>podrían</w:t>
+      </w:r>
+      <w:proofErr w:type="spellEnd"/>
+      <w:r>
+        <w:rPr>
+          <w:lang w:val="en-US"/>
+        </w:rPr>
+        <w:t xml:space="preserve"> </w:t>
+      </w:r>
+      <w:proofErr w:type="spellStart"/>
+      <w:r>
+        <w:rPr>
+          <w:lang w:val="en-US"/>
+        </w:rPr>
+        <w:t>relacionarse</w:t>
+      </w:r>
+      <w:proofErr w:type="spellEnd"/>
+      <w:r>
+        <w:rPr>
+          <w:lang w:val="en-US"/>
+        </w:rPr>
+        <w:t xml:space="preserve"> con la </w:t>
+      </w:r>
+      <w:proofErr w:type="spellStart"/>
+      <w:r>
+        <w:rPr>
+          <w:lang w:val="en-US"/>
+        </w:rPr>
+        <w:t>actividad</w:t>
+      </w:r>
+      <w:proofErr w:type="spellEnd"/>
+      <w:r>
+        <w:rPr>
+          <w:lang w:val="en-US"/>
+        </w:rPr>
+        <w:t xml:space="preserve"> humana </w:t>
+      </w:r>
+      <w:proofErr w:type="spellStart"/>
+      <w:r>
+        <w:rPr>
+          <w:lang w:val="en-US"/>
+        </w:rPr>
+        <w:t>cercana</w:t>
+      </w:r>
+      <w:proofErr w:type="spellEnd"/>
+      <w:r>
+        <w:rPr>
+          <w:lang w:val="en-US"/>
+        </w:rPr>
+        <w:t xml:space="preserve"> a las </w:t>
+      </w:r>
+      <w:proofErr w:type="spellStart"/>
+      <w:r>
+        <w:rPr>
+          <w:lang w:val="en-US"/>
+        </w:rPr>
+        <w:t>orillas</w:t>
+      </w:r>
+      <w:proofErr w:type="spellEnd"/>
+      <w:r>
+        <w:rPr>
+          <w:lang w:val="en-US"/>
+        </w:rPr>
+        <w:t xml:space="preserve"> y </w:t>
+      </w:r>
+      <w:proofErr w:type="gramStart"/>
+      <w:r>
+        <w:rPr>
+          <w:lang w:val="en-US"/>
+        </w:rPr>
+        <w:t>con</w:t>
+      </w:r>
+      <w:proofErr w:type="gramEnd"/>
+      <w:r>
+        <w:rPr>
+          <w:lang w:val="en-US"/>
+        </w:rPr>
+        <w:t xml:space="preserve"> el </w:t>
+      </w:r>
+      <w:proofErr w:type="spellStart"/>
+      <w:r>
+        <w:rPr>
+          <w:lang w:val="en-US"/>
+        </w:rPr>
+        <w:t>transporte</w:t>
+      </w:r>
+      <w:proofErr w:type="spellEnd"/>
+      <w:r>
+        <w:rPr>
+          <w:lang w:val="en-US"/>
+        </w:rPr>
+        <w:t xml:space="preserve"> </w:t>
+      </w:r>
+      <w:proofErr w:type="spellStart"/>
+      <w:r>
+        <w:rPr>
+          <w:lang w:val="en-US"/>
+        </w:rPr>
+        <w:t>producido</w:t>
+      </w:r>
+      <w:proofErr w:type="spellEnd"/>
+      <w:r>
+        <w:rPr>
+          <w:lang w:val="en-US"/>
+        </w:rPr>
+        <w:t xml:space="preserve"> </w:t>
+      </w:r>
+      <w:proofErr w:type="spellStart"/>
+      <w:r>
+        <w:rPr>
+          <w:lang w:val="en-US"/>
+        </w:rPr>
+        <w:t>por</w:t>
+      </w:r>
+      <w:proofErr w:type="spellEnd"/>
+      <w:r>
+        <w:rPr>
+          <w:lang w:val="en-US"/>
+        </w:rPr>
+        <w:t xml:space="preserve"> </w:t>
+      </w:r>
+      <w:proofErr w:type="spellStart"/>
+      <w:r>
+        <w:rPr>
+          <w:lang w:val="en-US"/>
+        </w:rPr>
+        <w:t>los</w:t>
+      </w:r>
+      <w:proofErr w:type="spellEnd"/>
+      <w:r>
+        <w:rPr>
+          <w:lang w:val="en-US"/>
+        </w:rPr>
+        <w:t xml:space="preserve"> </w:t>
+      </w:r>
+      <w:proofErr w:type="spellStart"/>
+      <w:r>
+        <w:rPr>
+          <w:lang w:val="en-US"/>
+        </w:rPr>
+        <w:t>vientos</w:t>
+      </w:r>
+      <w:proofErr w:type="spellEnd"/>
+      <w:r>
+        <w:rPr>
+          <w:lang w:val="en-US"/>
+        </w:rPr>
+        <w:t xml:space="preserve">, </w:t>
+      </w:r>
+      <w:proofErr w:type="spellStart"/>
+      <w:r>
+        <w:rPr>
+          <w:lang w:val="en-US"/>
+        </w:rPr>
+        <w:t>aunque</w:t>
+      </w:r>
+      <w:proofErr w:type="spellEnd"/>
+      <w:r>
+        <w:rPr>
+          <w:lang w:val="en-US"/>
+        </w:rPr>
+        <w:t xml:space="preserve"> se </w:t>
+      </w:r>
+      <w:proofErr w:type="spellStart"/>
+      <w:r>
+        <w:rPr>
+          <w:lang w:val="en-US"/>
+        </w:rPr>
+        <w:t>necesitan</w:t>
+      </w:r>
+      <w:proofErr w:type="spellEnd"/>
+      <w:r>
+        <w:rPr>
+          <w:lang w:val="en-US"/>
+        </w:rPr>
+        <w:t xml:space="preserve"> </w:t>
+      </w:r>
+      <w:proofErr w:type="spellStart"/>
+      <w:r>
+        <w:rPr>
+          <w:lang w:val="en-US"/>
+        </w:rPr>
+        <w:t>datos</w:t>
+      </w:r>
+      <w:proofErr w:type="spellEnd"/>
+      <w:r>
+        <w:rPr>
+          <w:lang w:val="en-US"/>
+        </w:rPr>
+        <w:t xml:space="preserve"> </w:t>
+      </w:r>
+      <w:proofErr w:type="spellStart"/>
+      <w:r>
+        <w:rPr>
+          <w:lang w:val="en-US"/>
+        </w:rPr>
+        <w:t>adicionales</w:t>
+      </w:r>
+      <w:proofErr w:type="spellEnd"/>
+      <w:r>
+        <w:rPr>
+          <w:lang w:val="en-US"/>
+        </w:rPr>
+        <w:t xml:space="preserve"> para </w:t>
+      </w:r>
+      <w:proofErr w:type="spellStart"/>
+      <w:r>
+        <w:rPr>
+          <w:lang w:val="en-US"/>
+        </w:rPr>
+        <w:t>comprobarlo</w:t>
+      </w:r>
+      <w:proofErr w:type="spellEnd"/>
+      <w:r>
+        <w:rPr>
+          <w:lang w:val="en-US"/>
+        </w:rPr>
+        <w:t>.</w:t>
+      </w:r>
+    </w:p>
+    <w:p>
+      <w:r>
+        <w:rPr>
+          <w:b/>
+          <w:bCs/>
+        </w:rPr>
+        <w:t xml:space="preserve">Gráfica </w:t>
+      </w:r>
+      <w:r>
+        <w:rPr>
+          <w:b/>
+          <w:bCs/>
+        </w:rPr>
+        <w:t>5</w:t>
+      </w:r>
+      <w:r>
+        <w:rPr>
+          <w:b/>
+          <w:bCs/>
+        </w:rPr>
+        <w:t>:</w:t>
+      </w:r>
+      <w:r>
+        <w:t xml:space="preserve"> </w:t>
+      </w:r>
+      <w:r>
+        <w:t>Figura comparativa de seis fechas para el lago de Atitlán.</w:t>
+      </w:r>
+    </w:p>
+    <w:p>
+      <w:pPr>
+        <w:rPr>
+          <w:lang w:val="en-US"/>
+        </w:rPr>
+      </w:pPr>
+      <w:r>
+        <w:rPr>
+          <w:lang w:val="en-US"/>
+        </w:rPr>
+        <w:lastRenderedPageBreak/>
+        <w:drawing>
+          <wp:inline distT="0" distB="0" distL="0" distR="0" wp14:anchorId="40F819E5" wp14:editId="693798E0">
+            <wp:extent cx="5612130" cy="5560060"/>
+            <wp:effectExtent l="0" t="0" r="7620" b="2540"/>
+            <wp:docPr id="1073945686" name="Picture 1"/>
+            <wp:cNvGraphicFramePr>
+              <a:graphicFrameLocks xmlns:a="http://schemas.openxmlformats.org/drawingml/2006/main" noChangeAspect="1"/>
+            </wp:cNvGraphicFramePr>
+            <a:graphic xmlns:a="http://schemas.openxmlformats.org/drawingml/2006/main">
+              <a:graphicData uri="http://schemas.openxmlformats.org/drawingml/2006/picture">
+                <pic:pic xmlns:pic="http://schemas.openxmlformats.org/drawingml/2006/picture">
+                  <pic:nvPicPr>
+                    <pic:cNvPr id="1073945686" name=""/>
+                    <pic:cNvPicPr/>
+                  </pic:nvPicPr>
+                  <pic:blipFill>
+                    <a:blip r:embed="rId9"/>
+                    <a:stretch>
+                      <a:fillRect/>
+                    </a:stretch>
+                  </pic:blipFill>
+                  <pic:spPr>
+                    <a:xfrm>
+                      <a:off x="0" y="0"/>
+                      <a:ext cx="5612130" cy="5560060"/>
+                    </a:xfrm>
+                    <a:prstGeom prst="rect">
+                      <a:avLst/>
+                    </a:prstGeom>
+                  </pic:spPr>
+                </pic:pic>
+              </a:graphicData>
+            </a:graphic>
+          </wp:inline>
+        </w:drawing>
+      </w:r>
+    </w:p>
+    <w:p>
+      <w:pPr>
+        <w:rPr>
+          <w:lang w:val="en-US"/>
+        </w:rPr>
+      </w:pPr>
+      <w:r>
+        <w:rPr>
+          <w:lang w:val="en-US"/>
+        </w:rPr>
+        <w:t xml:space="preserve">En Amatitlán, </w:t>
+      </w:r>
+      <w:proofErr w:type="spellStart"/>
+      <w:r>
+        <w:rPr>
+          <w:lang w:val="en-US"/>
+        </w:rPr>
+        <w:t>los</w:t>
+      </w:r>
+      <w:proofErr w:type="spellEnd"/>
+      <w:r>
+        <w:rPr>
+          <w:lang w:val="en-US"/>
+        </w:rPr>
+        <w:t xml:space="preserve"> </w:t>
+      </w:r>
+      <w:proofErr w:type="spellStart"/>
+      <w:r>
+        <w:rPr>
+          <w:lang w:val="en-US"/>
+        </w:rPr>
+        <w:t>valores</w:t>
+      </w:r>
+      <w:proofErr w:type="spellEnd"/>
+      <w:r>
+        <w:rPr>
+          <w:lang w:val="en-US"/>
+        </w:rPr>
+        <w:t xml:space="preserve"> </w:t>
+      </w:r>
+      <w:proofErr w:type="spellStart"/>
+      <w:r>
+        <w:rPr>
+          <w:lang w:val="en-US"/>
+        </w:rPr>
+        <w:t>más</w:t>
+      </w:r>
+      <w:proofErr w:type="spellEnd"/>
+      <w:r>
+        <w:rPr>
+          <w:lang w:val="en-US"/>
+        </w:rPr>
+        <w:t xml:space="preserve"> altos se </w:t>
+      </w:r>
+      <w:proofErr w:type="spellStart"/>
+      <w:r>
+        <w:rPr>
+          <w:lang w:val="en-US"/>
+        </w:rPr>
+        <w:t>concentraron</w:t>
+      </w:r>
+      <w:proofErr w:type="spellEnd"/>
+      <w:r>
+        <w:rPr>
+          <w:lang w:val="en-US"/>
+        </w:rPr>
+        <w:t xml:space="preserve"> </w:t>
+      </w:r>
+      <w:proofErr w:type="spellStart"/>
+      <w:r>
+        <w:rPr>
+          <w:lang w:val="en-US"/>
+        </w:rPr>
+        <w:t>principalmente</w:t>
+      </w:r>
+      <w:proofErr w:type="spellEnd"/>
+      <w:r>
+        <w:rPr>
+          <w:lang w:val="en-US"/>
+        </w:rPr>
+        <w:t xml:space="preserve"> </w:t>
+      </w:r>
+      <w:proofErr w:type="spellStart"/>
+      <w:r>
+        <w:rPr>
+          <w:lang w:val="en-US"/>
+        </w:rPr>
+        <w:t>en</w:t>
+      </w:r>
+      <w:proofErr w:type="spellEnd"/>
+      <w:r>
+        <w:rPr>
+          <w:lang w:val="en-US"/>
+        </w:rPr>
+        <w:t xml:space="preserve"> el sector </w:t>
+      </w:r>
+      <w:proofErr w:type="spellStart"/>
+      <w:r>
+        <w:rPr>
+          <w:lang w:val="en-US"/>
+        </w:rPr>
+        <w:t>norte</w:t>
+      </w:r>
+      <w:proofErr w:type="spellEnd"/>
+      <w:r>
+        <w:rPr>
+          <w:lang w:val="en-US"/>
+        </w:rPr>
+        <w:t xml:space="preserve">, </w:t>
+      </w:r>
+      <w:proofErr w:type="spellStart"/>
+      <w:r>
+        <w:rPr>
+          <w:lang w:val="en-US"/>
+        </w:rPr>
+        <w:t>próximo</w:t>
+      </w:r>
+      <w:proofErr w:type="spellEnd"/>
+      <w:r>
+        <w:rPr>
+          <w:lang w:val="en-US"/>
+        </w:rPr>
+        <w:t xml:space="preserve"> a </w:t>
+      </w:r>
+      <w:proofErr w:type="spellStart"/>
+      <w:r>
+        <w:rPr>
+          <w:lang w:val="en-US"/>
+        </w:rPr>
+        <w:t>áreas</w:t>
+      </w:r>
+      <w:proofErr w:type="spellEnd"/>
+      <w:r>
+        <w:rPr>
+          <w:lang w:val="en-US"/>
+        </w:rPr>
+        <w:t xml:space="preserve"> con mayor </w:t>
+      </w:r>
+      <w:proofErr w:type="spellStart"/>
+      <w:r>
+        <w:rPr>
+          <w:lang w:val="en-US"/>
+        </w:rPr>
+        <w:t>urbanización</w:t>
+      </w:r>
+      <w:proofErr w:type="spellEnd"/>
+      <w:r>
+        <w:rPr>
+          <w:lang w:val="en-US"/>
+        </w:rPr>
+        <w:t xml:space="preserve">. También se </w:t>
+      </w:r>
+      <w:proofErr w:type="spellStart"/>
+      <w:r>
+        <w:rPr>
+          <w:lang w:val="en-US"/>
+        </w:rPr>
+        <w:t>identificaron</w:t>
+      </w:r>
+      <w:proofErr w:type="spellEnd"/>
+      <w:r>
+        <w:rPr>
+          <w:lang w:val="en-US"/>
+        </w:rPr>
+        <w:t xml:space="preserve"> zonas sin </w:t>
+      </w:r>
+      <w:proofErr w:type="spellStart"/>
+      <w:r>
+        <w:rPr>
+          <w:lang w:val="en-US"/>
+        </w:rPr>
+        <w:t>información</w:t>
+      </w:r>
+      <w:proofErr w:type="spellEnd"/>
+      <w:r>
+        <w:rPr>
+          <w:lang w:val="en-US"/>
+        </w:rPr>
+        <w:t xml:space="preserve"> </w:t>
+      </w:r>
+      <w:proofErr w:type="spellStart"/>
+      <w:r>
+        <w:rPr>
+          <w:lang w:val="en-US"/>
+        </w:rPr>
+        <w:t>en</w:t>
+      </w:r>
+      <w:proofErr w:type="spellEnd"/>
+      <w:r>
+        <w:rPr>
+          <w:lang w:val="en-US"/>
+        </w:rPr>
+        <w:t xml:space="preserve"> </w:t>
+      </w:r>
+      <w:proofErr w:type="spellStart"/>
+      <w:r>
+        <w:rPr>
+          <w:lang w:val="en-US"/>
+        </w:rPr>
+        <w:t>algunas</w:t>
+      </w:r>
+      <w:proofErr w:type="spellEnd"/>
+      <w:r>
+        <w:rPr>
+          <w:lang w:val="en-US"/>
+        </w:rPr>
+        <w:t xml:space="preserve"> </w:t>
+      </w:r>
+      <w:proofErr w:type="spellStart"/>
+      <w:r>
+        <w:rPr>
+          <w:lang w:val="en-US"/>
+        </w:rPr>
+        <w:t>fechas</w:t>
+      </w:r>
+      <w:proofErr w:type="spellEnd"/>
+      <w:r>
+        <w:rPr>
+          <w:lang w:val="en-US"/>
+        </w:rPr>
+        <w:t xml:space="preserve"> </w:t>
+      </w:r>
+      <w:proofErr w:type="spellStart"/>
+      <w:r>
+        <w:rPr>
+          <w:lang w:val="en-US"/>
+        </w:rPr>
+        <w:t>debido</w:t>
+      </w:r>
+      <w:proofErr w:type="spellEnd"/>
+      <w:r>
+        <w:rPr>
+          <w:lang w:val="en-US"/>
+        </w:rPr>
+        <w:t xml:space="preserve"> a la </w:t>
+      </w:r>
+      <w:proofErr w:type="spellStart"/>
+      <w:r>
+        <w:rPr>
+          <w:lang w:val="en-US"/>
+        </w:rPr>
+        <w:t>presencia</w:t>
+      </w:r>
+      <w:proofErr w:type="spellEnd"/>
+      <w:r>
+        <w:rPr>
+          <w:lang w:val="en-US"/>
+        </w:rPr>
+        <w:t xml:space="preserve"> de </w:t>
+      </w:r>
+      <w:proofErr w:type="spellStart"/>
+      <w:r>
+        <w:rPr>
+          <w:lang w:val="en-US"/>
+        </w:rPr>
+        <w:t>nubes</w:t>
+      </w:r>
+      <w:proofErr w:type="spellEnd"/>
+      <w:r>
+        <w:rPr>
+          <w:lang w:val="en-US"/>
+        </w:rPr>
+        <w:t xml:space="preserve"> o </w:t>
+      </w:r>
+      <w:proofErr w:type="spellStart"/>
+      <w:r>
+        <w:rPr>
+          <w:lang w:val="en-US"/>
+        </w:rPr>
+        <w:t>datos</w:t>
+      </w:r>
+      <w:proofErr w:type="spellEnd"/>
+      <w:r>
+        <w:rPr>
+          <w:lang w:val="en-US"/>
+        </w:rPr>
+        <w:t xml:space="preserve"> </w:t>
+      </w:r>
+      <w:proofErr w:type="spellStart"/>
+      <w:r>
+        <w:rPr>
+          <w:lang w:val="en-US"/>
+        </w:rPr>
+        <w:t>inválidos</w:t>
+      </w:r>
+      <w:proofErr w:type="spellEnd"/>
+      <w:r>
+        <w:rPr>
+          <w:lang w:val="en-US"/>
+        </w:rPr>
+        <w:t>.</w:t>
+      </w:r>
+    </w:p>
+    <w:p>
+      <w:pPr>
+        <w:rPr>
+          <w:lang w:val="en-US"/>
+        </w:rPr>
+      </w:pPr>
+    </w:p>
+    <w:p>
+      <w:r>
+        <w:rPr>
+          <w:b/>
+          <w:bCs/>
+        </w:rPr>
+        <w:t xml:space="preserve">Gráfica </w:t>
+      </w:r>
+      <w:r>
+        <w:rPr>
+          <w:b/>
+          <w:bCs/>
+        </w:rPr>
+        <w:t>6</w:t>
+      </w:r>
+      <w:r>
+        <w:rPr>
+          <w:b/>
+          <w:bCs/>
+        </w:rPr>
+        <w:t>:</w:t>
+      </w:r>
+      <w:r>
+        <w:t xml:space="preserve"> Figura comparativa de seis fechas para el lago de A</w:t>
+      </w:r>
+      <w:r>
+        <w:t>ma</w:t>
+      </w:r>
+      <w:r>
+        <w:t>titlán.</w:t>
+      </w:r>
+    </w:p>
+    <w:p/>
+    <w:p>
+      <w:r>
+        <w:lastRenderedPageBreak/>
+        <w:drawing>
+          <wp:inline distT="0" distB="0" distL="0" distR="0" wp14:anchorId="59DCE720" wp14:editId="77A89258">
+            <wp:extent cx="5612130" cy="5578475"/>
+            <wp:effectExtent l="0" t="0" r="7620" b="3175"/>
+            <wp:docPr id="1568125250" name="Picture 1"/>
+            <wp:cNvGraphicFramePr>
+              <a:graphicFrameLocks xmlns:a="http://schemas.openxmlformats.org/drawingml/2006/main" noChangeAspect="1"/>
+            </wp:cNvGraphicFramePr>
+            <a:graphic xmlns:a="http://schemas.openxmlformats.org/drawingml/2006/main">
+              <a:graphicData uri="http://schemas.openxmlformats.org/drawingml/2006/picture">
+                <pic:pic xmlns:pic="http://schemas.openxmlformats.org/drawingml/2006/picture">
+                  <pic:nvPicPr>
+                    <pic:cNvPr id="1568125250" name=""/>
+                    <pic:cNvPicPr/>
+                  </pic:nvPicPr>
+                  <pic:blipFill>
+                    <a:blip r:embed="rId10"/>
+                    <a:stretch>
+                      <a:fillRect/>
+                    </a:stretch>
+                  </pic:blipFill>
+                  <pic:spPr>
+                    <a:xfrm>
+                      <a:off x="0" y="0"/>
+                      <a:ext cx="5612130" cy="5578475"/>
+                    </a:xfrm>
+                    <a:prstGeom prst="rect">
+                      <a:avLst/>
+                    </a:prstGeom>
+                  </pic:spPr>
+                </pic:pic>
+              </a:graphicData>
+            </a:graphic>
+          </wp:inline>
+        </w:drawing>
+      </w:r>
+    </w:p>
+    <w:p/>
+    <w:p>
+      <w:r>
+        <w:br w:type="page"/>
+      </w:r>
+    </w:p>
+    <w:p>
+      <w:pPr>
+        <w:pStyle w:val="Heading2"/>
+        <w:rPr>
+          <w:lang w:val="en-US"/>
+        </w:rPr>
+      </w:pPr>
+      <w:proofErr w:type="spellStart"/>
+      <w:r>
+        <w:rPr>
+          <w:lang w:val="en-US"/>
+        </w:rPr>
+        <w:lastRenderedPageBreak/>
+        <w:t>Relación</w:t>
+      </w:r>
+      <w:proofErr w:type="spellEnd"/>
+      <w:r>
+        <w:rPr>
+          <w:lang w:val="en-US"/>
+        </w:rPr>
+        <w:t xml:space="preserve"> con NDVI y NDWI</w:t>
+      </w:r>
+    </w:p>
+    <w:p>
+      <w:r>
+        <w:t>La clorofila-a presentó una correlación positiva y estadísticamente significativa con el NDVI en ambos lagos. En Atitlán se obtuvo una correlación de Pearson de 0.708, mientras que en Amatitlán fue de 0.757. Estos resultados indican que el aumento de la clorofila-a estuvo acompañado por un incremento del NDVI.</w:t>
+      </w:r>
+    </w:p>
+    <w:p>
+      <w:r>
+        <w:rPr>
+          <w:b/>
+          <w:bCs/>
+        </w:rPr>
+        <w:t xml:space="preserve">Gráfica 7: </w:t>
+      </w:r>
+      <w:r>
+        <w:t>Diagrama de dispersión de clorofila-a contra NDVI del Lago de Atitlán</w:t>
+      </w:r>
+    </w:p>
+    <w:p>
+      <w:r>
+        <w:drawing>
+          <wp:inline distT="0" distB="0" distL="0" distR="0" wp14:anchorId="1AD7C16C" wp14:editId="2A4F24A4">
+            <wp:extent cx="5612130" cy="4540885"/>
+            <wp:effectExtent l="0" t="0" r="7620" b="0"/>
+            <wp:docPr id="1256874641" name="Picture 1"/>
+            <wp:cNvGraphicFramePr>
+              <a:graphicFrameLocks xmlns:a="http://schemas.openxmlformats.org/drawingml/2006/main" noChangeAspect="1"/>
+            </wp:cNvGraphicFramePr>
+            <a:graphic xmlns:a="http://schemas.openxmlformats.org/drawingml/2006/main">
+              <a:graphicData uri="http://schemas.openxmlformats.org/drawingml/2006/picture">
+                <pic:pic xmlns:pic="http://schemas.openxmlformats.org/drawingml/2006/picture">
+                  <pic:nvPicPr>
+                    <pic:cNvPr id="1256874641" name=""/>
+                    <pic:cNvPicPr/>
+                  </pic:nvPicPr>
+                  <pic:blipFill>
+                    <a:blip r:embed="rId11"/>
+                    <a:stretch>
+                      <a:fillRect/>
+                    </a:stretch>
+                  </pic:blipFill>
+                  <pic:spPr>
+                    <a:xfrm>
+                      <a:off x="0" y="0"/>
+                      <a:ext cx="5612130" cy="4540885"/>
+                    </a:xfrm>
+                    <a:prstGeom prst="rect">
+                      <a:avLst/>
+                    </a:prstGeom>
+                  </pic:spPr>
+                </pic:pic>
+              </a:graphicData>
+            </a:graphic>
+          </wp:inline>
+        </w:drawing>
+      </w:r>
+      <w:r>
+        <w:rPr>
+          <w:noProof/>
+        </w:rPr>
+        <w:t xml:space="preserve"> </w:t>
+      </w:r>
+    </w:p>
+    <w:p>
+      <w:r>
+        <w:rPr>
+          <w:b/>
+          <w:bCs/>
+        </w:rPr>
+        <w:t xml:space="preserve">Gráfica </w:t>
+      </w:r>
+      <w:r>
+        <w:rPr>
+          <w:b/>
+          <w:bCs/>
+        </w:rPr>
+        <w:t>8</w:t>
+      </w:r>
+      <w:r>
+        <w:rPr>
+          <w:b/>
+          <w:bCs/>
+        </w:rPr>
+        <w:t xml:space="preserve">: </w:t>
+      </w:r>
+      <w:r>
+        <w:t>Diagrama de dispersión de clorofila-a contra NDVI del Lago de A</w:t>
+      </w:r>
+      <w:r>
+        <w:t>ma</w:t>
+      </w:r>
+      <w:r>
+        <w:t>titlán</w:t>
+      </w:r>
+    </w:p>
+    <w:p>
+      <w:pPr>
+        <w:rPr>
+          <w:noProof/>
+        </w:rPr>
+      </w:pPr>
+    </w:p>
+    <w:p>
+      <w:r>
+        <w:lastRenderedPageBreak/>
+        <w:drawing>
+          <wp:inline distT="0" distB="0" distL="0" distR="0" wp14:anchorId="4A6ED798" wp14:editId="09F393CE">
+            <wp:extent cx="5612130" cy="4540885"/>
+            <wp:effectExtent l="0" t="0" r="7620" b="0"/>
+            <wp:docPr id="22676714" name="Picture 1"/>
+            <wp:cNvGraphicFramePr>
+              <a:graphicFrameLocks xmlns:a="http://schemas.openxmlformats.org/drawingml/2006/main" noChangeAspect="1"/>
+            </wp:cNvGraphicFramePr>
+            <a:graphic xmlns:a="http://schemas.openxmlformats.org/drawingml/2006/main">
+              <a:graphicData uri="http://schemas.openxmlformats.org/drawingml/2006/picture">
+                <pic:pic xmlns:pic="http://schemas.openxmlformats.org/drawingml/2006/picture">
+                  <pic:nvPicPr>
+                    <pic:cNvPr id="22676714" name=""/>
+                    <pic:cNvPicPr/>
+                  </pic:nvPicPr>
+                  <pic:blipFill>
+                    <a:blip r:embed="rId12"/>
+                    <a:stretch>
+                      <a:fillRect/>
+                    </a:stretch>
+                  </pic:blipFill>
+                  <pic:spPr>
+                    <a:xfrm>
+                      <a:off x="0" y="0"/>
+                      <a:ext cx="5612130" cy="4540885"/>
+                    </a:xfrm>
+                    <a:prstGeom prst="rect">
+                      <a:avLst/>
+                    </a:prstGeom>
+                  </pic:spPr>
+                </pic:pic>
+              </a:graphicData>
+            </a:graphic>
+          </wp:inline>
+        </w:drawing>
+      </w:r>
+    </w:p>
+    <w:p>
+      <w:r>
+        <w:t>La relación entre clorofila-a y NDWI fue negativa, pero su comportamiento cambió entre los lagos. En Atitlán se encontró una correlación fuerte y significativa de −0.866. En Amatitlán la correlación fue de −0.361 y no resultó estadísticamente significativa. Esta diferencia podría estar relacionada con turbidez, sedimentos u otros componentes que modifican la respuesta espectral del agua.</w:t>
+      </w:r>
+    </w:p>
+    <w:p/>
+    <w:p>
+      <w:r>
+        <w:rPr>
+          <w:b/>
+          <w:bCs/>
+        </w:rPr>
+        <w:t xml:space="preserve">Gráfica </w:t>
+      </w:r>
+      <w:r>
+        <w:rPr>
+          <w:b/>
+          <w:bCs/>
+        </w:rPr>
+        <w:t>9</w:t>
+      </w:r>
+      <w:r>
+        <w:rPr>
+          <w:b/>
+          <w:bCs/>
+        </w:rPr>
+        <w:t xml:space="preserve">: </w:t>
+      </w:r>
+      <w:r>
+        <w:t>Diagrama de dispersión de clorofila-a contra NDVI del Lago de Atitlán</w:t>
+      </w:r>
+    </w:p>
+    <w:p/>
+    <w:p>
+      <w:r>
+        <w:rPr>
+          <w:b/>
+          <w:bCs/>
+        </w:rPr>
+        <w:t xml:space="preserve">Gráfica </w:t>
+      </w:r>
+      <w:r>
+        <w:rPr>
+          <w:b/>
+          <w:bCs/>
+        </w:rPr>
+        <w:t>10</w:t>
+      </w:r>
+      <w:r>
+        <w:rPr>
+          <w:b/>
+          <w:bCs/>
+        </w:rPr>
+        <w:t xml:space="preserve">: </w:t>
+      </w:r>
+      <w:r>
+        <w:t>Diagrama de dispersión de clorofila-a contra NDVI del Lago de Atitlán</w:t>
+      </w:r>
+    </w:p>
     <w:p/>
     <w:sectPr>
       <w:pgSz w:w="12240" w:h="15840"/>
@@ -960,12 +3423,13 @@
   <w:style w:type="paragraph" w:default="1" w:styleId="Normal">
     <w:name w:val="Normal"/>
     <w:qFormat/>
+    <w:rsid w:val="00BC523C"/>
   </w:style>
-  <w:style w:type="paragraph" w:styleId="Ttulo1">
+  <w:style w:type="paragraph" w:styleId="Heading1">
     <w:name w:val="heading 1"/>
     <w:basedOn w:val="Normal"/>
     <w:next w:val="Normal"/>
-    <w:link w:val="Ttulo1Car"/>
+    <w:link w:val="Heading1Char"/>
     <w:uiPriority w:val="9"/>
     <w:qFormat/>
     <w:rsid w:val="002E0C73"/>
@@ -982,11 +3446,11 @@
       <w:szCs w:val="40"/>
     </w:rPr>
   </w:style>
-  <w:style w:type="paragraph" w:styleId="Ttulo2">
+  <w:style w:type="paragraph" w:styleId="Heading2">
     <w:name w:val="heading 2"/>
     <w:basedOn w:val="Normal"/>
     <w:next w:val="Normal"/>
-    <w:link w:val="Ttulo2Car"/>
+    <w:link w:val="Heading2Char"/>
     <w:uiPriority w:val="9"/>
     <w:unhideWhenUsed/>
     <w:qFormat/>
@@ -1004,11 +3468,11 @@
       <w:szCs w:val="32"/>
     </w:rPr>
   </w:style>
-  <w:style w:type="paragraph" w:styleId="Ttulo3">
+  <w:style w:type="paragraph" w:styleId="Heading3">
     <w:name w:val="heading 3"/>
     <w:basedOn w:val="Normal"/>
     <w:next w:val="Normal"/>
-    <w:link w:val="Ttulo3Car"/>
+    <w:link w:val="Heading3Char"/>
     <w:uiPriority w:val="9"/>
     <w:semiHidden/>
     <w:unhideWhenUsed/>
@@ -1027,11 +3491,11 @@
       <w:szCs w:val="28"/>
     </w:rPr>
   </w:style>
-  <w:style w:type="paragraph" w:styleId="Ttulo4">
+  <w:style w:type="paragraph" w:styleId="Heading4">
     <w:name w:val="heading 4"/>
     <w:basedOn w:val="Normal"/>
     <w:next w:val="Normal"/>
-    <w:link w:val="Ttulo4Car"/>
+    <w:link w:val="Heading4Char"/>
     <w:uiPriority w:val="9"/>
     <w:semiHidden/>
     <w:unhideWhenUsed/>
@@ -1050,11 +3514,11 @@
       <w:color w:val="0F4761" w:themeColor="accent1" w:themeShade="BF"/>
     </w:rPr>
   </w:style>
-  <w:style w:type="paragraph" w:styleId="Ttulo5">
+  <w:style w:type="paragraph" w:styleId="Heading5">
     <w:name w:val="heading 5"/>
     <w:basedOn w:val="Normal"/>
     <w:next w:val="Normal"/>
-    <w:link w:val="Ttulo5Car"/>
+    <w:link w:val="Heading5Char"/>
     <w:uiPriority w:val="9"/>
     <w:semiHidden/>
     <w:unhideWhenUsed/>
@@ -1071,11 +3535,11 @@
       <w:color w:val="0F4761" w:themeColor="accent1" w:themeShade="BF"/>
     </w:rPr>
   </w:style>
-  <w:style w:type="paragraph" w:styleId="Ttulo6">
+  <w:style w:type="paragraph" w:styleId="Heading6">
     <w:name w:val="heading 6"/>
     <w:basedOn w:val="Normal"/>
     <w:next w:val="Normal"/>
-    <w:link w:val="Ttulo6Car"/>
+    <w:link w:val="Heading6Char"/>
     <w:uiPriority w:val="9"/>
     <w:semiHidden/>
     <w:unhideWhenUsed/>
@@ -1094,11 +3558,11 @@
       <w:color w:val="595959" w:themeColor="text1" w:themeTint="A6"/>
     </w:rPr>
   </w:style>
-  <w:style w:type="paragraph" w:styleId="Ttulo7">
+  <w:style w:type="paragraph" w:styleId="Heading7">
     <w:name w:val="heading 7"/>
     <w:basedOn w:val="Normal"/>
     <w:next w:val="Normal"/>
-    <w:link w:val="Ttulo7Car"/>
+    <w:link w:val="Heading7Char"/>
     <w:uiPriority w:val="9"/>
     <w:semiHidden/>
     <w:unhideWhenUsed/>
@@ -1115,11 +3579,11 @@
       <w:color w:val="595959" w:themeColor="text1" w:themeTint="A6"/>
     </w:rPr>
   </w:style>
-  <w:style w:type="paragraph" w:styleId="Ttulo8">
+  <w:style w:type="paragraph" w:styleId="Heading8">
     <w:name w:val="heading 8"/>
     <w:basedOn w:val="Normal"/>
     <w:next w:val="Normal"/>
-    <w:link w:val="Ttulo8Car"/>
+    <w:link w:val="Heading8Char"/>
     <w:uiPriority w:val="9"/>
     <w:semiHidden/>
     <w:unhideWhenUsed/>
@@ -1138,11 +3602,11 @@
       <w:color w:val="272727" w:themeColor="text1" w:themeTint="D8"/>
     </w:rPr>
   </w:style>
-  <w:style w:type="paragraph" w:styleId="Ttulo9">
+  <w:style w:type="paragraph" w:styleId="Heading9">
     <w:name w:val="heading 9"/>
     <w:basedOn w:val="Normal"/>
     <w:next w:val="Normal"/>
-    <w:link w:val="Ttulo9Car"/>
+    <w:link w:val="Heading9Char"/>
     <w:uiPriority w:val="9"/>
     <w:semiHidden/>
     <w:unhideWhenUsed/>
@@ -1159,12 +3623,12 @@
       <w:color w:val="272727" w:themeColor="text1" w:themeTint="D8"/>
     </w:rPr>
   </w:style>
-  <w:style w:type="character" w:default="1" w:styleId="Fuentedeprrafopredeter">
+  <w:style w:type="character" w:default="1" w:styleId="DefaultParagraphFont">
     <w:name w:val="Default Paragraph Font"/>
     <w:uiPriority w:val="1"/>
     <w:unhideWhenUsed/>
   </w:style>
-  <w:style w:type="table" w:default="1" w:styleId="Tablanormal">
+  <w:style w:type="table" w:default="1" w:styleId="TableNormal">
     <w:name w:val="Normal Table"/>
     <w:uiPriority w:val="99"/>
     <w:semiHidden/>
@@ -1179,16 +3643,16 @@
       </w:tblCellMar>
     </w:tblPr>
   </w:style>
-  <w:style w:type="numbering" w:default="1" w:styleId="Sinlista">
+  <w:style w:type="numbering" w:default="1" w:styleId="NoList">
     <w:name w:val="No List"/>
     <w:uiPriority w:val="99"/>
     <w:semiHidden/>
     <w:unhideWhenUsed/>
   </w:style>
-  <w:style w:type="character" w:customStyle="1" w:styleId="Ttulo1Car">
-    <w:name w:val="Título 1 Car"/>
-    <w:basedOn w:val="Fuentedeprrafopredeter"/>
-    <w:link w:val="Ttulo1"/>
+  <w:style w:type="character" w:customStyle="1" w:styleId="Heading1Char">
+    <w:name w:val="Heading 1 Char"/>
+    <w:basedOn w:val="DefaultParagraphFont"/>
+    <w:link w:val="Heading1"/>
     <w:uiPriority w:val="9"/>
     <w:rsid w:val="002E0C73"/>
     <w:rPr>
@@ -1198,10 +3662,10 @@
       <w:szCs w:val="40"/>
     </w:rPr>
   </w:style>
-  <w:style w:type="character" w:customStyle="1" w:styleId="Ttulo2Car">
-    <w:name w:val="Título 2 Car"/>
-    <w:basedOn w:val="Fuentedeprrafopredeter"/>
-    <w:link w:val="Ttulo2"/>
+  <w:style w:type="character" w:customStyle="1" w:styleId="Heading2Char">
+    <w:name w:val="Heading 2 Char"/>
+    <w:basedOn w:val="DefaultParagraphFont"/>
+    <w:link w:val="Heading2"/>
     <w:uiPriority w:val="9"/>
     <w:rsid w:val="002E0C73"/>
     <w:rPr>
@@ -1211,10 +3675,10 @@
       <w:szCs w:val="32"/>
     </w:rPr>
   </w:style>
-  <w:style w:type="character" w:customStyle="1" w:styleId="Ttulo3Car">
-    <w:name w:val="Título 3 Car"/>
-    <w:basedOn w:val="Fuentedeprrafopredeter"/>
-    <w:link w:val="Ttulo3"/>
+  <w:style w:type="character" w:customStyle="1" w:styleId="Heading3Char">
+    <w:name w:val="Heading 3 Char"/>
+    <w:basedOn w:val="DefaultParagraphFont"/>
+    <w:link w:val="Heading3"/>
     <w:uiPriority w:val="9"/>
     <w:semiHidden/>
     <w:rsid w:val="002E0C73"/>
@@ -1225,10 +3689,10 @@
       <w:szCs w:val="28"/>
     </w:rPr>
   </w:style>
-  <w:style w:type="character" w:customStyle="1" w:styleId="Ttulo4Car">
-    <w:name w:val="Título 4 Car"/>
-    <w:basedOn w:val="Fuentedeprrafopredeter"/>
-    <w:link w:val="Ttulo4"/>
+  <w:style w:type="character" w:customStyle="1" w:styleId="Heading4Char">
+    <w:name w:val="Heading 4 Char"/>
+    <w:basedOn w:val="DefaultParagraphFont"/>
+    <w:link w:val="Heading4"/>
     <w:uiPriority w:val="9"/>
     <w:semiHidden/>
     <w:rsid w:val="002E0C73"/>
@@ -1239,10 +3703,10 @@
       <w:color w:val="0F4761" w:themeColor="accent1" w:themeShade="BF"/>
     </w:rPr>
   </w:style>
-  <w:style w:type="character" w:customStyle="1" w:styleId="Ttulo5Car">
-    <w:name w:val="Título 5 Car"/>
-    <w:basedOn w:val="Fuentedeprrafopredeter"/>
-    <w:link w:val="Ttulo5"/>
+  <w:style w:type="character" w:customStyle="1" w:styleId="Heading5Char">
+    <w:name w:val="Heading 5 Char"/>
+    <w:basedOn w:val="DefaultParagraphFont"/>
+    <w:link w:val="Heading5"/>
     <w:uiPriority w:val="9"/>
     <w:semiHidden/>
     <w:rsid w:val="002E0C73"/>
@@ -1251,10 +3715,10 @@
       <w:color w:val="0F4761" w:themeColor="accent1" w:themeShade="BF"/>
     </w:rPr>
   </w:style>
-  <w:style w:type="character" w:customStyle="1" w:styleId="Ttulo6Car">
-    <w:name w:val="Título 6 Car"/>
-    <w:basedOn w:val="Fuentedeprrafopredeter"/>
-    <w:link w:val="Ttulo6"/>
+  <w:style w:type="character" w:customStyle="1" w:styleId="Heading6Char">
+    <w:name w:val="Heading 6 Char"/>
+    <w:basedOn w:val="DefaultParagraphFont"/>
+    <w:link w:val="Heading6"/>
     <w:uiPriority w:val="9"/>
     <w:semiHidden/>
     <w:rsid w:val="002E0C73"/>
@@ -1265,10 +3729,10 @@
       <w:color w:val="595959" w:themeColor="text1" w:themeTint="A6"/>
     </w:rPr>
   </w:style>
-  <w:style w:type="character" w:customStyle="1" w:styleId="Ttulo7Car">
-    <w:name w:val="Título 7 Car"/>
-    <w:basedOn w:val="Fuentedeprrafopredeter"/>
-    <w:link w:val="Ttulo7"/>
+  <w:style w:type="character" w:customStyle="1" w:styleId="Heading7Char">
+    <w:name w:val="Heading 7 Char"/>
+    <w:basedOn w:val="DefaultParagraphFont"/>
+    <w:link w:val="Heading7"/>
     <w:uiPriority w:val="9"/>
     <w:semiHidden/>
     <w:rsid w:val="002E0C73"/>
@@ -1277,10 +3741,10 @@
       <w:color w:val="595959" w:themeColor="text1" w:themeTint="A6"/>
     </w:rPr>
   </w:style>
-  <w:style w:type="character" w:customStyle="1" w:styleId="Ttulo8Car">
-    <w:name w:val="Título 8 Car"/>
-    <w:basedOn w:val="Fuentedeprrafopredeter"/>
-    <w:link w:val="Ttulo8"/>
+  <w:style w:type="character" w:customStyle="1" w:styleId="Heading8Char">
+    <w:name w:val="Heading 8 Char"/>
+    <w:basedOn w:val="DefaultParagraphFont"/>
+    <w:link w:val="Heading8"/>
     <w:uiPriority w:val="9"/>
     <w:semiHidden/>
     <w:rsid w:val="002E0C73"/>
@@ -1291,10 +3755,10 @@
       <w:color w:val="272727" w:themeColor="text1" w:themeTint="D8"/>
     </w:rPr>
   </w:style>
-  <w:style w:type="character" w:customStyle="1" w:styleId="Ttulo9Car">
-    <w:name w:val="Título 9 Car"/>
-    <w:basedOn w:val="Fuentedeprrafopredeter"/>
-    <w:link w:val="Ttulo9"/>
+  <w:style w:type="character" w:customStyle="1" w:styleId="Heading9Char">
+    <w:name w:val="Heading 9 Char"/>
+    <w:basedOn w:val="DefaultParagraphFont"/>
+    <w:link w:val="Heading9"/>
     <w:uiPriority w:val="9"/>
     <w:semiHidden/>
     <w:rsid w:val="002E0C73"/>
@@ -1303,11 +3767,11 @@
       <w:color w:val="272727" w:themeColor="text1" w:themeTint="D8"/>
     </w:rPr>
   </w:style>
-  <w:style w:type="paragraph" w:styleId="Ttulo">
+  <w:style w:type="paragraph" w:styleId="Title">
     <w:name w:val="Title"/>
     <w:basedOn w:val="Normal"/>
     <w:next w:val="Normal"/>
-    <w:link w:val="TtuloCar"/>
+    <w:link w:val="TitleChar"/>
     <w:uiPriority w:val="10"/>
     <w:qFormat/>
     <w:rsid w:val="002E0C73"/>
@@ -1323,10 +3787,10 @@
       <w:szCs w:val="56"/>
     </w:rPr>
   </w:style>
-  <w:style w:type="character" w:customStyle="1" w:styleId="TtuloCar">
-    <w:name w:val="Título Car"/>
-    <w:basedOn w:val="Fuentedeprrafopredeter"/>
-    <w:link w:val="Ttulo"/>
+  <w:style w:type="character" w:customStyle="1" w:styleId="TitleChar">
+    <w:name w:val="Title Char"/>
+    <w:basedOn w:val="DefaultParagraphFont"/>
+    <w:link w:val="Title"/>
     <w:uiPriority w:val="10"/>
     <w:rsid w:val="002E0C73"/>
     <w:rPr>
@@ -1337,11 +3801,11 @@
       <w:szCs w:val="56"/>
     </w:rPr>
   </w:style>
-  <w:style w:type="paragraph" w:styleId="Subttulo">
+  <w:style w:type="paragraph" w:styleId="Subtitle">
     <w:name w:val="Subtitle"/>
     <w:basedOn w:val="Normal"/>
     <w:next w:val="Normal"/>
-    <w:link w:val="SubttuloCar"/>
+    <w:link w:val="SubtitleChar"/>
     <w:uiPriority w:val="11"/>
     <w:qFormat/>
     <w:rsid w:val="002E0C73"/>
@@ -1358,10 +3822,10 @@
       <w:szCs w:val="28"/>
     </w:rPr>
   </w:style>
-  <w:style w:type="character" w:customStyle="1" w:styleId="SubttuloCar">
-    <w:name w:val="Subtítulo Car"/>
-    <w:basedOn w:val="Fuentedeprrafopredeter"/>
-    <w:link w:val="Subttulo"/>
+  <w:style w:type="character" w:customStyle="1" w:styleId="SubtitleChar">
+    <w:name w:val="Subtitle Char"/>
+    <w:basedOn w:val="DefaultParagraphFont"/>
+    <w:link w:val="Subtitle"/>
     <w:uiPriority w:val="11"/>
     <w:rsid w:val="002E0C73"/>
     <w:rPr>
@@ -1372,11 +3836,11 @@
       <w:szCs w:val="28"/>
     </w:rPr>
   </w:style>
-  <w:style w:type="paragraph" w:styleId="Cita">
+  <w:style w:type="paragraph" w:styleId="Quote">
     <w:name w:val="Quote"/>
     <w:basedOn w:val="Normal"/>
     <w:next w:val="Normal"/>
-    <w:link w:val="CitaCar"/>
+    <w:link w:val="QuoteChar"/>
     <w:uiPriority w:val="29"/>
     <w:qFormat/>
     <w:rsid w:val="002E0C73"/>
@@ -1390,10 +3854,10 @@
       <w:color w:val="404040" w:themeColor="text1" w:themeTint="BF"/>
     </w:rPr>
   </w:style>
-  <w:style w:type="character" w:customStyle="1" w:styleId="CitaCar">
-    <w:name w:val="Cita Car"/>
-    <w:basedOn w:val="Fuentedeprrafopredeter"/>
-    <w:link w:val="Cita"/>
+  <w:style w:type="character" w:customStyle="1" w:styleId="QuoteChar">
+    <w:name w:val="Quote Char"/>
+    <w:basedOn w:val="DefaultParagraphFont"/>
+    <w:link w:val="Quote"/>
     <w:uiPriority w:val="29"/>
     <w:rsid w:val="002E0C73"/>
     <w:rPr>
@@ -1402,7 +3866,7 @@
       <w:color w:val="404040" w:themeColor="text1" w:themeTint="BF"/>
     </w:rPr>
   </w:style>
-  <w:style w:type="paragraph" w:styleId="Prrafodelista">
+  <w:style w:type="paragraph" w:styleId="ListParagraph">
     <w:name w:val="List Paragraph"/>
     <w:basedOn w:val="Normal"/>
     <w:uiPriority w:val="34"/>
@@ -1413,9 +3877,9 @@
       <w:contextualSpacing/>
     </w:pPr>
   </w:style>
-  <w:style w:type="character" w:styleId="nfasisintenso">
+  <w:style w:type="character" w:styleId="IntenseEmphasis">
     <w:name w:val="Intense Emphasis"/>
-    <w:basedOn w:val="Fuentedeprrafopredeter"/>
+    <w:basedOn w:val="DefaultParagraphFont"/>
     <w:uiPriority w:val="21"/>
     <w:qFormat/>
     <w:rsid w:val="002E0C73"/>
@@ -1425,11 +3889,11 @@
       <w:color w:val="0F4761" w:themeColor="accent1" w:themeShade="BF"/>
     </w:rPr>
   </w:style>
-  <w:style w:type="paragraph" w:styleId="Citadestacada">
+  <w:style w:type="paragraph" w:styleId="IntenseQuote">
     <w:name w:val="Intense Quote"/>
     <w:basedOn w:val="Normal"/>
     <w:next w:val="Normal"/>
-    <w:link w:val="CitadestacadaCar"/>
+    <w:link w:val="IntenseQuoteChar"/>
     <w:uiPriority w:val="30"/>
     <w:qFormat/>
     <w:rsid w:val="002E0C73"/>
@@ -1448,10 +3912,10 @@
       <w:color w:val="0F4761" w:themeColor="accent1" w:themeShade="BF"/>
     </w:rPr>
   </w:style>
-  <w:style w:type="character" w:customStyle="1" w:styleId="CitadestacadaCar">
-    <w:name w:val="Cita destacada Car"/>
-    <w:basedOn w:val="Fuentedeprrafopredeter"/>
-    <w:link w:val="Citadestacada"/>
+  <w:style w:type="character" w:customStyle="1" w:styleId="IntenseQuoteChar">
+    <w:name w:val="Intense Quote Char"/>
+    <w:basedOn w:val="DefaultParagraphFont"/>
+    <w:link w:val="IntenseQuote"/>
     <w:uiPriority w:val="30"/>
     <w:rsid w:val="002E0C73"/>
     <w:rPr>
@@ -1460,9 +3924,9 @@
       <w:color w:val="0F4761" w:themeColor="accent1" w:themeShade="BF"/>
     </w:rPr>
   </w:style>
-  <w:style w:type="character" w:styleId="Referenciaintensa">
+  <w:style w:type="character" w:styleId="IntenseReference">
     <w:name w:val="Intense Reference"/>
-    <w:basedOn w:val="Fuentedeprrafopredeter"/>
+    <w:basedOn w:val="DefaultParagraphFont"/>
     <w:uiPriority w:val="32"/>
     <w:qFormat/>
     <w:rsid w:val="002E0C73"/>
@@ -1490,12 +3954,12 @@
   </w:style>
   <w:style w:type="character" w:customStyle="1" w:styleId="normaltextrun">
     <w:name w:val="normaltextrun"/>
-    <w:basedOn w:val="Fuentedeprrafopredeter"/>
+    <w:basedOn w:val="DefaultParagraphFont"/>
     <w:rsid w:val="002E0C73"/>
   </w:style>
   <w:style w:type="character" w:customStyle="1" w:styleId="eop">
     <w:name w:val="eop"/>
-    <w:basedOn w:val="Fuentedeprrafopredeter"/>
+    <w:basedOn w:val="DefaultParagraphFont"/>
     <w:rsid w:val="002E0C73"/>
   </w:style>
 </w:styles>

--- a/Proliferación_de_cianobacteria_Atitlan-Amatitlan.docx
+++ b/Proliferación_de_cianobacteria_Atitlan-Amatitlan.docx
@@ -155,6 +155,12 @@
           <w:lang w:val="es-US"/>
         </w:rPr>
       </w:pPr>
+      <w:r>
+        <w:rPr>
+          <w:lang w:val="es-US"/>
+        </w:rPr>
+        <w:t>Los lagos Atitlán y Amatitlán poseen gran importancia ambiental, económica y cultural para Guatemala, pero enfrentan problemas asociados con la proliferación de cianobacterias. En este estudio se utilizaron imágenes satelitales Sentinel-2 para analizar su distribución espacial y evolución temporal entre 2025 y 2026. Mediante indicadores de clorofila-a, NDVI y NDWI, se identificaron posibles floraciones, zonas de acumulación y diferencias en el comportamiento de ambos lagos.</w:t>
+      </w:r>
     </w:p>
     <w:p>
       <w:pPr>
@@ -190,6 +196,7 @@
           <w:ilvl w:val="0"/>
           <w:numId w:val="1"/>
         </w:numPr>
+        <w:spacing w:after="0"/>
         <w:rPr>
           <w:lang w:val="es-US"/>
         </w:rPr>
@@ -221,6 +228,7 @@
           <w:ilvl w:val="0"/>
           <w:numId w:val="1"/>
         </w:numPr>
+        <w:spacing w:after="0"/>
         <w:rPr>
           <w:lang w:val="es-US"/>
         </w:rPr>
@@ -238,6 +246,7 @@
           <w:ilvl w:val="0"/>
           <w:numId w:val="1"/>
         </w:numPr>
+        <w:spacing w:after="0"/>
         <w:rPr>
           <w:lang w:val="es-US"/>
         </w:rPr>
@@ -255,6 +264,7 @@
           <w:ilvl w:val="0"/>
           <w:numId w:val="1"/>
         </w:numPr>
+        <w:spacing w:after="0"/>
         <w:rPr>
           <w:lang w:val="es-US"/>
         </w:rPr>
@@ -286,6 +296,7 @@
           <w:ilvl w:val="0"/>
           <w:numId w:val="2"/>
         </w:numPr>
+        <w:spacing w:after="0"/>
         <w:rPr>
           <w:lang w:val="es-US"/>
         </w:rPr>
@@ -304,6 +315,7 @@
           <w:ilvl w:val="0"/>
           <w:numId w:val="2"/>
         </w:numPr>
+        <w:spacing w:after="0"/>
         <w:rPr>
           <w:lang w:val="es-US"/>
         </w:rPr>
@@ -347,7 +359,6 @@
         <w:rPr>
           <w:lang w:val="es-US"/>
         </w:rPr>
-        <w:lastRenderedPageBreak/>
         <w:t>Cálculo de los índices espectrales</w:t>
       </w:r>
     </w:p>
@@ -581,7 +592,14 @@
         <w:rPr>
           <w:lang w:val="es-US"/>
         </w:rPr>
-        <w:t>La evolución temporal mostró diferencias claras entre los lagos. En Amatitlán se observó un incremento importante durante 2026, alcanzando valores medios de 10.03 µg/L el 28 de abril y 11.47 µg/L el 19 de junio. En Atitlán, el valor medio máximo fue de 2.13 µg/L el 13 de abril de 2026.</w:t>
+        <w:t xml:space="preserve">La evolución temporal mostró diferencias claras entre los lagos. En Amatitlán se observó un incremento importante durante 2026, alcanzando valores medios de </w:t>
+      </w:r>
+      <w:r>
+        <w:rPr>
+          <w:lang w:val="es-US"/>
+        </w:rPr>
+        <w:lastRenderedPageBreak/>
+        <w:t>10.03 µg/L el 28 de abril y 11.47 µg/L el 19 de junio. En Atitlán, el valor medio máximo fue de 2.13 µg/L el 13 de abril de 2026.</w:t>
       </w:r>
     </w:p>
     <w:p>
@@ -596,7 +614,6 @@
           <w:bCs/>
           <w:lang w:val="es-US"/>
         </w:rPr>
-        <w:lastRenderedPageBreak/>
         <w:t>Gráfica 3:</w:t>
       </w:r>
       <w:r>
@@ -765,6 +782,7 @@
         <w:rPr>
           <w:lang w:val="es-US"/>
         </w:rPr>
+        <w:lastRenderedPageBreak/>
         <w:t>Las posibles relaciones con turismo, lluvias o actividades humanas deben considerarse hipótesis, ya que los datos analizados no permiten establecer causalidad.</w:t>
       </w:r>
     </w:p>
@@ -840,6 +858,7 @@
           <w:noProof/>
           <w:lang w:val="es-US"/>
         </w:rPr>
+        <w:lastRenderedPageBreak/>
         <w:drawing>
           <wp:inline distT="0" distB="0" distL="0" distR="0" wp14:anchorId="40F819E5" wp14:editId="693798E0">
             <wp:extent cx="5612130" cy="5560060"/>
@@ -887,7 +906,6 @@
         <w:rPr>
           <w:lang w:val="es-US"/>
         </w:rPr>
-        <w:lastRenderedPageBreak/>
         <w:t>En Amatitlán, los valores más altos se concentraron principalmente en el sector norte, próximo a áreas con mayor urbanización. También se identificaron zonas sin información en algunas fechas debido a la presencia de nubes o datos inválidos.</w:t>
       </w:r>
     </w:p>
@@ -937,6 +955,7 @@
           <w:noProof/>
           <w:lang w:val="es-US"/>
         </w:rPr>
+        <w:lastRenderedPageBreak/>
         <w:drawing>
           <wp:inline distT="0" distB="0" distL="0" distR="0" wp14:anchorId="59DCE720" wp14:editId="77A89258">
             <wp:extent cx="5612130" cy="5578475"/>
@@ -1236,6 +1255,7 @@
       </w:pPr>
       <w:r>
         <w:rPr>
+          <w:noProof/>
           <w:lang w:val="es-US"/>
         </w:rPr>
         <w:drawing>
@@ -1328,6 +1348,7 @@
       </w:pPr>
       <w:r>
         <w:rPr>
+          <w:noProof/>
           <w:lang w:val="es-US"/>
         </w:rPr>
         <w:drawing>
@@ -1446,6 +1467,7 @@
       </w:pPr>
       <w:r>
         <w:rPr>
+          <w:noProof/>
           <w:lang w:val="es-US"/>
         </w:rPr>
         <w:drawing>
@@ -1597,6 +1619,7 @@
       </w:pPr>
       <w:r>
         <w:rPr>
+          <w:noProof/>
           <w:lang w:val="es-US"/>
         </w:rPr>
         <w:drawing>
@@ -1706,6 +1729,7 @@
       </w:pPr>
       <w:r>
         <w:rPr>
+          <w:noProof/>
           <w:lang w:val="es-US"/>
         </w:rPr>
         <w:drawing>
@@ -1757,57 +1781,24 @@
           <w:bCs/>
           <w:lang w:val="es-US"/>
         </w:rPr>
-        <w:t>Gráfica 1</w:t>
-      </w:r>
-      <w:r>
-        <w:rPr>
-          <w:b/>
-          <w:bCs/>
-          <w:lang w:val="es-US"/>
-        </w:rPr>
-        <w:t>4</w:t>
-      </w:r>
-      <w:r>
-        <w:rPr>
-          <w:b/>
-          <w:bCs/>
-          <w:lang w:val="es-US"/>
-        </w:rPr>
-        <w:t>:</w:t>
-      </w:r>
-      <w:r>
-        <w:rPr>
-          <w:lang w:val="es-US"/>
-        </w:rPr>
-        <w:t xml:space="preserve"> Persistencia de valores altos de cianobacteria del Lago de A</w:t>
-      </w:r>
-      <w:r>
-        <w:rPr>
-          <w:lang w:val="es-US"/>
-        </w:rPr>
-        <w:t>ma</w:t>
-      </w:r>
-      <w:r>
-        <w:rPr>
-          <w:lang w:val="es-US"/>
-        </w:rPr>
-        <w:t>titlán</w:t>
-      </w:r>
-      <w:r>
-        <w:rPr>
-          <w:lang w:val="es-US"/>
-        </w:rPr>
-        <w:t>.</w:t>
-      </w:r>
-    </w:p>
-    <w:p>
-      <w:pPr>
-        <w:rPr>
-          <w:lang w:val="es-US"/>
-        </w:rPr>
-      </w:pPr>
-      <w:r>
-        <w:rPr>
+        <w:t>Gráfica 14:</w:t>
+      </w:r>
+      <w:r>
+        <w:rPr>
+          <w:lang w:val="es-US"/>
+        </w:rPr>
+        <w:t xml:space="preserve"> Persistencia de valores altos de cianobacteria del Lago de Amatitlán.</w:t>
+      </w:r>
+    </w:p>
+    <w:p>
+      <w:pPr>
+        <w:rPr>
+          <w:lang w:val="es-US"/>
+        </w:rPr>
+      </w:pPr>
+      <w:r>
+        <w:rPr>
+          <w:noProof/>
           <w:lang w:val="es-US"/>
         </w:rPr>
         <w:drawing>
@@ -1904,6 +1895,7 @@
       </w:pPr>
       <w:r>
         <w:rPr>
+          <w:noProof/>
           <w:lang w:val="es-US"/>
         </w:rPr>
         <w:drawing>
@@ -1968,51 +1960,24 @@
           <w:bCs/>
           <w:lang w:val="es-US"/>
         </w:rPr>
-        <w:t>Gráfica 1</w:t>
-      </w:r>
-      <w:r>
-        <w:rPr>
-          <w:b/>
-          <w:bCs/>
-          <w:lang w:val="es-US"/>
-        </w:rPr>
-        <w:t>6</w:t>
-      </w:r>
-      <w:r>
-        <w:rPr>
-          <w:b/>
-          <w:bCs/>
-          <w:lang w:val="es-US"/>
-        </w:rPr>
-        <w:t>:</w:t>
-      </w:r>
-      <w:r>
-        <w:rPr>
-          <w:lang w:val="es-US"/>
-        </w:rPr>
-        <w:t xml:space="preserve"> Distribución del índice de cianobacteria por fecha para el lago de A</w:t>
-      </w:r>
-      <w:r>
-        <w:rPr>
-          <w:lang w:val="es-US"/>
-        </w:rPr>
-        <w:t>ma</w:t>
-      </w:r>
-      <w:r>
-        <w:rPr>
-          <w:lang w:val="es-US"/>
-        </w:rPr>
-        <w:t>titlán.</w:t>
-      </w:r>
-    </w:p>
-    <w:p>
-      <w:pPr>
-        <w:rPr>
-          <w:lang w:val="es-US"/>
-        </w:rPr>
-      </w:pPr>
-      <w:r>
-        <w:rPr>
+        <w:t>Gráfica 16:</w:t>
+      </w:r>
+      <w:r>
+        <w:rPr>
+          <w:lang w:val="es-US"/>
+        </w:rPr>
+        <w:t xml:space="preserve"> Distribución del índice de cianobacteria por fecha para el lago de Amatitlán.</w:t>
+      </w:r>
+    </w:p>
+    <w:p>
+      <w:pPr>
+        <w:rPr>
+          <w:lang w:val="es-US"/>
+        </w:rPr>
+      </w:pPr>
+      <w:r>
+        <w:rPr>
+          <w:noProof/>
           <w:lang w:val="es-US"/>
         </w:rPr>
         <w:drawing>
@@ -3156,6 +3121,7 @@
   <w:style w:type="character" w:default="1" w:styleId="DefaultParagraphFont">
     <w:name w:val="Default Paragraph Font"/>
     <w:uiPriority w:val="1"/>
+    <w:semiHidden/>
     <w:unhideWhenUsed/>
   </w:style>
   <w:style w:type="table" w:default="1" w:styleId="TableNormal">
